--- a/documentacion/word/RecepcionElectronica/MA-RE-001-Administracion.docx
+++ b/documentacion/word/RecepcionElectronica/MA-RE-001-Administracion.docx
@@ -22,7 +22,7 @@
     </w:p>
     <w:p>
       <w:r>
-        <w:t>Guía para el administrador del sistema: configuración, roles, permisos y operación.</w:t>
+        <w:t>Versión 1.0</w:t>
       </w:r>
     </w:p>
     <w:tbl>
@@ -236,7 +236,7 @@
           <w:p>
             <w:r/>
             <w:r>
-              <w:t>Uso interno</w:t>
+              <w:t>Uso interno / Cliente</w:t>
             </w:r>
           </w:p>
         </w:tc>
@@ -416,21 +416,207 @@
       </w:pPr>
       <w:r/>
       <w:r>
-        <w:t>1. Configuración inicial (setup)</w:t>
+        <w:t>Contenido</w:t>
       </w:r>
     </w:p>
     <w:p>
-      <w:r>
-        <w:t>En una instalación nueva, el sistema muestra el flujo de configuración inicial para crear empresa, piso, acceso, usuario administrador y configuración general.</w:t>
+      <w:pPr>
+        <w:pStyle w:val="ListNumber"/>
+      </w:pPr>
+      <w:r>
+        <w:t>Introducción</w:t>
       </w:r>
     </w:p>
     <w:p>
-      <w:r>
-        <w:rPr>
-          <w:rFonts w:ascii="Consolas" w:hAnsi="Consolas"/>
-          <w:color w:val="C7254E"/>
-        </w:rPr>
-        <w:t>[Foto: flujo de configuración inicial]</w:t>
+      <w:pPr>
+        <w:pStyle w:val="ListNumber"/>
+      </w:pPr>
+      <w:r>
+        <w:t>Perfil y responsabilidades del administrador</w:t>
+      </w:r>
+    </w:p>
+    <w:p>
+      <w:pPr>
+        <w:pStyle w:val="ListNumber"/>
+      </w:pPr>
+      <w:r>
+        <w:t>Configuración inicial (primer arranque)</w:t>
+      </w:r>
+    </w:p>
+    <w:p>
+      <w:pPr>
+        <w:pStyle w:val="ListNumber"/>
+      </w:pPr>
+      <w:r>
+        <w:t>Roles del sistema</w:t>
+      </w:r>
+    </w:p>
+    <w:p>
+      <w:pPr>
+        <w:pStyle w:val="ListNumber"/>
+      </w:pPr>
+      <w:r>
+        <w:t>Permisos y visibilidad</w:t>
+      </w:r>
+    </w:p>
+    <w:p>
+      <w:pPr>
+        <w:pStyle w:val="ListBullet"/>
+      </w:pPr>
+      <w:r>
+        <w:t>5.1 Cómo funcionan los permisos</w:t>
+      </w:r>
+    </w:p>
+    <w:p>
+      <w:pPr>
+        <w:pStyle w:val="ListBullet"/>
+      </w:pPr>
+      <w:r>
+        <w:t>5.2 Roles personalizados</w:t>
+      </w:r>
+    </w:p>
+    <w:p>
+      <w:pPr>
+        <w:pStyle w:val="ListNumber"/>
+      </w:pPr>
+      <w:r>
+        <w:t>Configuración general</w:t>
+      </w:r>
+    </w:p>
+    <w:p>
+      <w:pPr>
+        <w:pStyle w:val="ListBullet"/>
+      </w:pPr>
+      <w:r>
+        <w:t>6.1 Parámetros generales</w:t>
+      </w:r>
+    </w:p>
+    <w:p>
+      <w:pPr>
+        <w:pStyle w:val="ListBullet"/>
+      </w:pPr>
+      <w:r>
+        <w:t>6.2 Configuración de correo</w:t>
+      </w:r>
+    </w:p>
+    <w:p>
+      <w:pPr>
+        <w:pStyle w:val="ListBullet"/>
+      </w:pPr>
+      <w:r>
+        <w:t>6.3 Tiempos y automatizaciones</w:t>
+      </w:r>
+    </w:p>
+    <w:p>
+      <w:pPr>
+        <w:pStyle w:val="ListBullet"/>
+      </w:pPr>
+      <w:r>
+        <w:t>6.4 Documentos requeridos</w:t>
+      </w:r>
+    </w:p>
+    <w:p>
+      <w:pPr>
+        <w:pStyle w:val="ListNumber"/>
+      </w:pPr>
+      <w:r>
+        <w:t>Activación de módulos opcionales</w:t>
+      </w:r>
+    </w:p>
+    <w:p>
+      <w:pPr>
+        <w:pStyle w:val="ListNumber"/>
+      </w:pPr>
+      <w:r>
+        <w:t>Administración de catálogos</w:t>
+      </w:r>
+    </w:p>
+    <w:p>
+      <w:pPr>
+        <w:pStyle w:val="ListNumber"/>
+      </w:pPr>
+      <w:r>
+        <w:t>Gestión de usuarios</w:t>
+      </w:r>
+    </w:p>
+    <w:p>
+      <w:pPr>
+        <w:pStyle w:val="ListBullet"/>
+      </w:pPr>
+      <w:r>
+        <w:t>9.1 Alta y edición</w:t>
+      </w:r>
+    </w:p>
+    <w:p>
+      <w:pPr>
+        <w:pStyle w:val="ListBullet"/>
+      </w:pPr>
+      <w:r>
+        <w:t>9.2 Desbloqueo de cuentas</w:t>
+      </w:r>
+    </w:p>
+    <w:p>
+      <w:pPr>
+        <w:pStyle w:val="ListBullet"/>
+      </w:pPr>
+      <w:r>
+        <w:t>9.3 Inactivar vs. Eliminar</w:t>
+      </w:r>
+    </w:p>
+    <w:p>
+      <w:pPr>
+        <w:pStyle w:val="ListNumber"/>
+      </w:pPr>
+      <w:r>
+        <w:t>Gestión de visitantes y empleados</w:t>
+      </w:r>
+    </w:p>
+    <w:p>
+      <w:pPr>
+        <w:pStyle w:val="ListNumber"/>
+      </w:pPr>
+      <w:r>
+        <w:t>Seguridad de la operación (ISO)</w:t>
+      </w:r>
+    </w:p>
+    <w:p>
+      <w:pPr>
+        <w:pStyle w:val="ListNumber"/>
+      </w:pPr>
+      <w:r>
+        <w:t>Respaldos y continuidad</w:t>
+      </w:r>
+    </w:p>
+    <w:p>
+      <w:pPr>
+        <w:pStyle w:val="ListNumber"/>
+      </w:pPr>
+      <w:r>
+        <w:t>Operación y monitoreo</w:t>
+      </w:r>
+    </w:p>
+    <w:p>
+      <w:pPr>
+        <w:pStyle w:val="ListNumber"/>
+      </w:pPr>
+      <w:r>
+        <w:t>Lista de verificación del administrador</w:t>
+      </w:r>
+    </w:p>
+    <w:p>
+      <w:pPr>
+        <w:pStyle w:val="ListNumber"/>
+      </w:pPr>
+      <w:r>
+        <w:t>Preguntas o incidencias comunes</w:t>
+      </w:r>
+    </w:p>
+    <w:p>
+      <w:pPr>
+        <w:pStyle w:val="ListNumber"/>
+      </w:pPr>
+      <w:r>
+        <w:t>Control documental</w:t>
       </w:r>
     </w:p>
     <w:p>
@@ -439,7 +625,641 @@
       </w:pPr>
       <w:r/>
       <w:r>
-        <w:t>2. Roles del sistema</w:t>
+        <w:t>Contenido de imágenes</w:t>
+      </w:r>
+    </w:p>
+    <w:p>
+      <w:pPr>
+        <w:pStyle w:val="ListBullet"/>
+      </w:pPr>
+      <w:r>
+        <w:t>Ilustración 1. Flujo de configuración inicial</w:t>
+      </w:r>
+    </w:p>
+    <w:p>
+      <w:pPr>
+        <w:pStyle w:val="ListBullet"/>
+      </w:pPr>
+      <w:r>
+        <w:t>Ilustración 2. Configuración general</w:t>
+      </w:r>
+    </w:p>
+    <w:p>
+      <w:pPr>
+        <w:pStyle w:val="ListBullet"/>
+      </w:pPr>
+      <w:r>
+        <w:t>Ilustración 3. Permisos por rol</w:t>
+      </w:r>
+    </w:p>
+    <w:p>
+      <w:pPr>
+        <w:pStyle w:val="ListBullet"/>
+      </w:pPr>
+      <w:r>
+        <w:t>Ilustración 4. Creación de rol personalizado</w:t>
+      </w:r>
+    </w:p>
+    <w:p>
+      <w:pPr>
+        <w:pStyle w:val="ListBullet"/>
+      </w:pPr>
+      <w:r>
+        <w:t>Ilustración 5. Configuración de correo</w:t>
+      </w:r>
+    </w:p>
+    <w:p>
+      <w:pPr>
+        <w:pStyle w:val="ListBullet"/>
+      </w:pPr>
+      <w:r>
+        <w:t>Ilustración 6. Activación de módulos</w:t>
+      </w:r>
+    </w:p>
+    <w:p>
+      <w:pPr>
+        <w:pStyle w:val="ListBullet"/>
+      </w:pPr>
+      <w:r>
+        <w:t>Ilustración 7. Administración de catálogos</w:t>
+      </w:r>
+    </w:p>
+    <w:p>
+      <w:pPr>
+        <w:pStyle w:val="ListBullet"/>
+      </w:pPr>
+      <w:r>
+        <w:t>Ilustración 8. Gestión de usuarios (desbloqueo)</w:t>
+      </w:r>
+    </w:p>
+    <w:p>
+      <w:pPr>
+        <w:pStyle w:val="Heading2"/>
+      </w:pPr>
+      <w:r/>
+      <w:r>
+        <w:t>1. Introducción</w:t>
+      </w:r>
+    </w:p>
+    <w:p>
+      <w:r>
+        <w:t xml:space="preserve">Este manual está dirigido a la persona responsable de </w:t>
+      </w:r>
+      <w:r>
+        <w:rPr>
+          <w:b/>
+        </w:rPr>
+        <w:t>administrar</w:t>
+      </w:r>
+      <w:r>
+        <w:t xml:space="preserve"> el sistema de </w:t>
+      </w:r>
+      <w:r>
+        <w:rPr>
+          <w:b/>
+        </w:rPr>
+        <w:t>Recepción Electrónica (RE)</w:t>
+      </w:r>
+      <w:r>
+        <w:t>. Describe cómo configurar el sistema, administrar roles y permisos, gestionar usuarios y catálogos, activar módulos opcionales y mantener una operación segura y continua.</w:t>
+      </w:r>
+    </w:p>
+    <w:p>
+      <w:r>
+        <w:t xml:space="preserve">A diferencia del Manual de Usuario (MU-RE-001), que explica la operación diaria, este documento se concentra en las tareas de </w:t>
+      </w:r>
+      <w:r>
+        <w:rPr>
+          <w:b/>
+        </w:rPr>
+        <w:t>configuración y gobierno</w:t>
+      </w:r>
+      <w:r>
+        <w:t xml:space="preserve"> del sistema, que normalmente realiza el rol </w:t>
+      </w:r>
+      <w:r>
+        <w:rPr>
+          <w:b/>
+        </w:rPr>
+        <w:t>Administrador</w:t>
+      </w:r>
+      <w:r>
+        <w:t>.</w:t>
+      </w:r>
+    </w:p>
+    <w:p>
+      <w:r>
+        <w:rPr>
+          <w:b/>
+        </w:rPr>
+        <w:t>Nota.</w:t>
+      </w:r>
+    </w:p>
+    <w:p>
+      <w:pPr>
+        <w:pStyle w:val="ListBullet"/>
+      </w:pPr>
+      <w:r>
+        <w:t xml:space="preserve">Algunas tareas de configuración requieren el rol </w:t>
+      </w:r>
+      <w:r>
+        <w:rPr>
+          <w:b/>
+        </w:rPr>
+        <w:t>Administrador</w:t>
+      </w:r>
+      <w:r>
+        <w:t xml:space="preserve"> y, en ciertos casos, condición de </w:t>
+      </w:r>
+      <w:r>
+        <w:rPr>
+          <w:b/>
+        </w:rPr>
+        <w:t>usuario maestro (root)</w:t>
+      </w:r>
+      <w:r>
+        <w:t xml:space="preserve"> del sistema.</w:t>
+      </w:r>
+    </w:p>
+    <w:p>
+      <w:pPr>
+        <w:pStyle w:val="ListBullet"/>
+      </w:pPr>
+      <w:r>
+        <w:t xml:space="preserve">Este manual cubre la </w:t>
+      </w:r>
+      <w:r>
+        <w:rPr>
+          <w:b/>
+        </w:rPr>
+        <w:t>base</w:t>
+      </w:r>
+      <w:r>
+        <w:t xml:space="preserve"> de RE. Los módulos opcionales (integraciones) se administran según se describe en sus propios documentos.</w:t>
+      </w:r>
+    </w:p>
+    <w:p>
+      <w:pPr>
+        <w:pStyle w:val="Heading2"/>
+      </w:pPr>
+      <w:r/>
+      <w:r>
+        <w:t>2. Perfil y responsabilidades del administrador</w:t>
+      </w:r>
+    </w:p>
+    <w:p>
+      <w:r>
+        <w:t>El administrador es responsable de:</w:t>
+      </w:r>
+    </w:p>
+    <w:p>
+      <w:pPr>
+        <w:pStyle w:val="ListBullet"/>
+      </w:pPr>
+      <w:r>
+        <w:t xml:space="preserve">Realizar la </w:t>
+      </w:r>
+      <w:r>
+        <w:rPr>
+          <w:b/>
+        </w:rPr>
+        <w:t>configuración inicial</w:t>
+      </w:r>
+      <w:r>
+        <w:t xml:space="preserve"> y mantener los </w:t>
+      </w:r>
+      <w:r>
+        <w:rPr>
+          <w:b/>
+        </w:rPr>
+        <w:t>parámetros generales</w:t>
+      </w:r>
+      <w:r>
+        <w:t xml:space="preserve"> del sistema.</w:t>
+      </w:r>
+    </w:p>
+    <w:p>
+      <w:pPr>
+        <w:pStyle w:val="ListBullet"/>
+      </w:pPr>
+      <w:r>
+        <w:t xml:space="preserve">Crear y mantener </w:t>
+      </w:r>
+      <w:r>
+        <w:rPr>
+          <w:b/>
+        </w:rPr>
+        <w:t>usuarios</w:t>
+      </w:r>
+      <w:r>
+        <w:t xml:space="preserve">, asignar </w:t>
+      </w:r>
+      <w:r>
+        <w:rPr>
+          <w:b/>
+        </w:rPr>
+        <w:t>roles</w:t>
+      </w:r>
+      <w:r>
+        <w:t xml:space="preserve"> y </w:t>
+      </w:r>
+      <w:r>
+        <w:rPr>
+          <w:b/>
+        </w:rPr>
+        <w:t>permisos</w:t>
+      </w:r>
+      <w:r>
+        <w:t xml:space="preserve">, y </w:t>
+      </w:r>
+      <w:r>
+        <w:rPr>
+          <w:b/>
+        </w:rPr>
+        <w:t>desbloquear</w:t>
+      </w:r>
+      <w:r>
+        <w:t xml:space="preserve"> cuentas.</w:t>
+      </w:r>
+    </w:p>
+    <w:p>
+      <w:pPr>
+        <w:pStyle w:val="ListBullet"/>
+      </w:pPr>
+      <w:r>
+        <w:t xml:space="preserve">Mantener actualizados los </w:t>
+      </w:r>
+      <w:r>
+        <w:rPr>
+          <w:b/>
+        </w:rPr>
+        <w:t>catálogos</w:t>
+      </w:r>
+      <w:r>
+        <w:t xml:space="preserve"> base.</w:t>
+      </w:r>
+    </w:p>
+    <w:p>
+      <w:pPr>
+        <w:pStyle w:val="ListBullet"/>
+      </w:pPr>
+      <w:r>
+        <w:rPr>
+          <w:b/>
+        </w:rPr>
+        <w:t>Activar o desactivar</w:t>
+      </w:r>
+      <w:r>
+        <w:t xml:space="preserve"> los módulos opcionales contratados.</w:t>
+      </w:r>
+    </w:p>
+    <w:p>
+      <w:pPr>
+        <w:pStyle w:val="ListBullet"/>
+      </w:pPr>
+      <w:r>
+        <w:t xml:space="preserve">Velar por la </w:t>
+      </w:r>
+      <w:r>
+        <w:rPr>
+          <w:b/>
+        </w:rPr>
+        <w:t>seguridad</w:t>
+      </w:r>
+      <w:r>
+        <w:t xml:space="preserve"> (mínimo privilegio, revisión de accesos, protección de datos).</w:t>
+      </w:r>
+    </w:p>
+    <w:p>
+      <w:pPr>
+        <w:pStyle w:val="ListBullet"/>
+      </w:pPr>
+      <w:r>
+        <w:t xml:space="preserve">Asegurar los </w:t>
+      </w:r>
+      <w:r>
+        <w:rPr>
+          <w:b/>
+        </w:rPr>
+        <w:t>respaldos</w:t>
+      </w:r>
+      <w:r>
+        <w:t xml:space="preserve"> y la </w:t>
+      </w:r>
+      <w:r>
+        <w:rPr>
+          <w:b/>
+        </w:rPr>
+        <w:t>continuidad</w:t>
+      </w:r>
+      <w:r>
+        <w:t xml:space="preserve"> de la operación.</w:t>
+      </w:r>
+    </w:p>
+    <w:p>
+      <w:pPr>
+        <w:pStyle w:val="Heading2"/>
+      </w:pPr>
+      <w:r/>
+      <w:r>
+        <w:t>3. Configuración inicial (primer arranque)</w:t>
+      </w:r>
+    </w:p>
+    <w:p>
+      <w:r>
+        <w:t xml:space="preserve">La primera vez que se inicia el sistema se muestra el flujo de </w:t>
+      </w:r>
+      <w:r>
+        <w:rPr>
+          <w:b/>
+        </w:rPr>
+        <w:t>configuración inicial</w:t>
+      </w:r>
+      <w:r>
+        <w:t xml:space="preserve">, que permite crear los datos mínimos para operar: </w:t>
+      </w:r>
+      <w:r>
+        <w:rPr>
+          <w:b/>
+        </w:rPr>
+        <w:t>empresa</w:t>
+      </w:r>
+      <w:r>
+        <w:t xml:space="preserve">, </w:t>
+      </w:r>
+      <w:r>
+        <w:rPr>
+          <w:b/>
+        </w:rPr>
+        <w:t>piso</w:t>
+      </w:r>
+      <w:r>
+        <w:t xml:space="preserve">, </w:t>
+      </w:r>
+      <w:r>
+        <w:rPr>
+          <w:b/>
+        </w:rPr>
+        <w:t>acceso</w:t>
+      </w:r>
+      <w:r>
+        <w:t xml:space="preserve">, </w:t>
+      </w:r>
+      <w:r>
+        <w:rPr>
+          <w:b/>
+        </w:rPr>
+        <w:t>usuario administrador</w:t>
+      </w:r>
+      <w:r>
+        <w:t xml:space="preserve"> y la </w:t>
+      </w:r>
+      <w:r>
+        <w:rPr>
+          <w:b/>
+        </w:rPr>
+        <w:t>configuración general</w:t>
+      </w:r>
+      <w:r>
+        <w:t>. Una vez completado, este flujo no vuelve a mostrarse.</w:t>
+      </w:r>
+    </w:p>
+    <w:p>
+      <w:r>
+        <w:rPr>
+          <w:rFonts w:ascii="Consolas" w:hAnsi="Consolas"/>
+          <w:color w:val="C7254E"/>
+        </w:rPr>
+        <w:t>[Foto: flujo de configuración inicial — Ilustración 1]</w:t>
+      </w:r>
+    </w:p>
+    <w:tbl>
+      <w:tblPr>
+        <w:tblStyle w:val="LightGrid-Accent1"/>
+        <w:tblW w:type="auto" w:w="0"/>
+        <w:tblLook w:firstColumn="1" w:firstRow="1" w:lastColumn="0" w:lastRow="0" w:noHBand="0" w:noVBand="1" w:val="04A0"/>
+      </w:tblPr>
+      <w:tblGrid>
+        <w:gridCol w:w="2880"/>
+        <w:gridCol w:w="2880"/>
+        <w:gridCol w:w="2880"/>
+      </w:tblGrid>
+      <w:tr>
+        <w:tc>
+          <w:tcPr>
+            <w:tcW w:type="dxa" w:w="2880"/>
+          </w:tcPr>
+          <w:p>
+            <w:r>
+              <w:rPr>
+                <w:b/>
+              </w:rPr>
+            </w:r>
+            <w:r>
+              <w:rPr>
+                <w:b/>
+              </w:rPr>
+              <w:t>Paso</w:t>
+            </w:r>
+          </w:p>
+        </w:tc>
+        <w:tc>
+          <w:tcPr>
+            <w:tcW w:type="dxa" w:w="2880"/>
+          </w:tcPr>
+          <w:p>
+            <w:r>
+              <w:rPr>
+                <w:b/>
+              </w:rPr>
+            </w:r>
+            <w:r>
+              <w:rPr>
+                <w:b/>
+              </w:rPr>
+              <w:t>Acción</w:t>
+            </w:r>
+          </w:p>
+        </w:tc>
+        <w:tc>
+          <w:tcPr>
+            <w:tcW w:type="dxa" w:w="2880"/>
+          </w:tcPr>
+          <w:p>
+            <w:r>
+              <w:rPr>
+                <w:b/>
+              </w:rPr>
+            </w:r>
+            <w:r>
+              <w:rPr>
+                <w:b/>
+              </w:rPr>
+              <w:t>Resultado</w:t>
+            </w:r>
+          </w:p>
+        </w:tc>
+      </w:tr>
+      <w:tr>
+        <w:tc>
+          <w:tcPr>
+            <w:tcW w:type="dxa" w:w="2880"/>
+          </w:tcPr>
+          <w:p>
+            <w:r/>
+            <w:r>
+              <w:t>1</w:t>
+            </w:r>
+          </w:p>
+        </w:tc>
+        <w:tc>
+          <w:tcPr>
+            <w:tcW w:type="dxa" w:w="2880"/>
+          </w:tcPr>
+          <w:p>
+            <w:r/>
+            <w:r>
+              <w:t xml:space="preserve">Capturar los datos del </w:t>
+            </w:r>
+            <w:r>
+              <w:rPr>
+                <w:b/>
+              </w:rPr>
+              <w:t>administrador</w:t>
+            </w:r>
+            <w:r>
+              <w:t xml:space="preserve"> (nombre, correo, contraseña).</w:t>
+            </w:r>
+          </w:p>
+        </w:tc>
+        <w:tc>
+          <w:tcPr>
+            <w:tcW w:type="dxa" w:w="2880"/>
+          </w:tcPr>
+          <w:p>
+            <w:r/>
+            <w:r>
+              <w:t>Se crea la primera cuenta administradora.</w:t>
+            </w:r>
+          </w:p>
+        </w:tc>
+      </w:tr>
+      <w:tr>
+        <w:tc>
+          <w:tcPr>
+            <w:tcW w:type="dxa" w:w="2880"/>
+          </w:tcPr>
+          <w:p>
+            <w:r/>
+            <w:r>
+              <w:t>2</w:t>
+            </w:r>
+          </w:p>
+        </w:tc>
+        <w:tc>
+          <w:tcPr>
+            <w:tcW w:type="dxa" w:w="2880"/>
+          </w:tcPr>
+          <w:p>
+            <w:r/>
+            <w:r>
+              <w:t xml:space="preserve">Definir </w:t>
+            </w:r>
+            <w:r>
+              <w:rPr>
+                <w:b/>
+              </w:rPr>
+              <w:t>empresa, piso y acceso</w:t>
+            </w:r>
+            <w:r>
+              <w:t xml:space="preserve"> base.</w:t>
+            </w:r>
+          </w:p>
+        </w:tc>
+        <w:tc>
+          <w:tcPr>
+            <w:tcW w:type="dxa" w:w="2880"/>
+          </w:tcPr>
+          <w:p>
+            <w:r/>
+            <w:r>
+              <w:t>El sistema queda con los catálogos mínimos para registrar visitas.</w:t>
+            </w:r>
+          </w:p>
+        </w:tc>
+      </w:tr>
+      <w:tr>
+        <w:tc>
+          <w:tcPr>
+            <w:tcW w:type="dxa" w:w="2880"/>
+          </w:tcPr>
+          <w:p>
+            <w:r/>
+            <w:r>
+              <w:t>3</w:t>
+            </w:r>
+          </w:p>
+        </w:tc>
+        <w:tc>
+          <w:tcPr>
+            <w:tcW w:type="dxa" w:w="2880"/>
+          </w:tcPr>
+          <w:p>
+            <w:r/>
+            <w:r>
+              <w:t xml:space="preserve">Establecer la </w:t>
+            </w:r>
+            <w:r>
+              <w:rPr>
+                <w:b/>
+              </w:rPr>
+              <w:t>configuración general</w:t>
+            </w:r>
+            <w:r>
+              <w:t>.</w:t>
+            </w:r>
+          </w:p>
+        </w:tc>
+        <w:tc>
+          <w:tcPr>
+            <w:tcW w:type="dxa" w:w="2880"/>
+          </w:tcPr>
+          <w:p>
+            <w:r/>
+            <w:r>
+              <w:t>El sistema queda listo para operar.</w:t>
+            </w:r>
+          </w:p>
+        </w:tc>
+      </w:tr>
+    </w:tbl>
+    <w:p/>
+    <w:p>
+      <w:r>
+        <w:t xml:space="preserve">&gt; </w:t>
+      </w:r>
+      <w:r>
+        <w:rPr>
+          <w:b/>
+        </w:rPr>
+        <w:t>Recomendación:</w:t>
+      </w:r>
+      <w:r>
+        <w:t xml:space="preserve"> Use una contraseña robusta para el administrador (mínimo 8 caracteres con mayúscula, minúscula, número y símbolo) y resguarde estas credenciales.</w:t>
+      </w:r>
+    </w:p>
+    <w:p>
+      <w:pPr>
+        <w:pStyle w:val="Heading2"/>
+      </w:pPr>
+      <w:r/>
+      <w:r>
+        <w:t>4. Roles del sistema</w:t>
+      </w:r>
+    </w:p>
+    <w:p>
+      <w:r>
+        <w:t>El sistema define varios roles base. Cada uno determina las funciones y módulos disponibles.</w:t>
       </w:r>
     </w:p>
     <w:tbl>
@@ -504,7 +1324,7 @@
               <w:rPr>
                 <w:b/>
               </w:rPr>
-              <w:t>Descripción</w:t>
+              <w:t>Descripción funcional</w:t>
             </w:r>
           </w:p>
         </w:tc>
@@ -539,7 +1359,7 @@
           <w:p>
             <w:r/>
             <w:r>
-              <w:t>Acceso administrativo amplio. Algunas rutas requieren además condición de root.</w:t>
+              <w:t>Acceso administrativo amplio. Algunas rutas críticas requieren además condición de usuario maestro (root).</w:t>
             </w:r>
           </w:p>
         </w:tc>
@@ -609,7 +1429,7 @@
           <w:p>
             <w:r/>
             <w:r>
-              <w:t>Usuario anfitrión; opera visitas asociadas.</w:t>
+              <w:t>Usuario anfitrión; opera las visitas asociadas a su persona.</w:t>
             </w:r>
           </w:p>
         </w:tc>
@@ -644,7 +1464,7 @@
           <w:p>
             <w:r/>
             <w:r>
-              <w:t>Reportes, eventos, kiosco y visitantes.</w:t>
+              <w:t>Reportes, eventos, kiosco y visitantes (principalmente consulta).</w:t>
             </w:r>
           </w:p>
         </w:tc>
@@ -749,7 +1569,7 @@
           <w:p>
             <w:r/>
             <w:r>
-              <w:t>Roles personalizados con visibilidad por configuración.</w:t>
+              <w:t>Roles definidos por el administrador con visibilidad configurable.</w:t>
             </w:r>
           </w:p>
         </w:tc>
@@ -758,7 +1578,16 @@
     <w:p/>
     <w:p>
       <w:r>
-        <w:t>&gt; Otros roles (Asistencia, Validador, Empleado Campo, Contratista) se relacionan con módulos opcionales y se describen en sus documentos.</w:t>
+        <w:t xml:space="preserve">&gt; Otros roles asociados a </w:t>
+      </w:r>
+      <w:r>
+        <w:rPr>
+          <w:b/>
+        </w:rPr>
+        <w:t>módulos opcionales</w:t>
+      </w:r>
+      <w:r>
+        <w:t xml:space="preserve"> (por ejemplo, empleado de campo o contratista) se describen en los documentos de integración correspondientes; no forman parte de la base.</w:t>
       </w:r>
     </w:p>
     <w:p>
@@ -767,49 +1596,7 @@
       </w:pPr>
       <w:r/>
       <w:r>
-        <w:t>3. Permisos</w:t>
-      </w:r>
-    </w:p>
-    <w:p>
-      <w:pPr>
-        <w:pStyle w:val="ListBullet"/>
-      </w:pPr>
-      <w:r>
-        <w:t xml:space="preserve">Backend: </w:t>
-      </w:r>
-      <w:r>
-        <w:rPr>
-          <w:rFonts w:ascii="Consolas" w:hAnsi="Consolas"/>
-          <w:color w:val="C7254E"/>
-        </w:rPr>
-        <w:t>validarTokenYRol([...])</w:t>
-      </w:r>
-      <w:r>
-        <w:t xml:space="preserve"> por ruta.</w:t>
-      </w:r>
-    </w:p>
-    <w:p>
-      <w:pPr>
-        <w:pStyle w:val="ListBullet"/>
-      </w:pPr>
-      <w:r>
-        <w:t>Frontend: cálculo de permisos por rol y banderas de configuración.</w:t>
-      </w:r>
-    </w:p>
-    <w:p>
-      <w:pPr>
-        <w:pStyle w:val="ListBullet"/>
-      </w:pPr>
-      <w:r>
-        <w:t>Menú: visibilidad por rol.</w:t>
-      </w:r>
-    </w:p>
-    <w:p>
-      <w:pPr>
-        <w:pStyle w:val="ListBullet"/>
-      </w:pPr>
-      <w:r>
-        <w:t>Usuario maestro/root: requerido para rutas críticas de configuración.</w:t>
+        <w:t>5. Permisos y visibilidad</w:t>
       </w:r>
     </w:p>
     <w:p>
@@ -818,7 +1605,109 @@
       </w:pPr>
       <w:r/>
       <w:r>
-        <w:t>3.1 Roles personalizados</w:t>
+        <w:t>5.1 Cómo funcionan los permisos</w:t>
+      </w:r>
+    </w:p>
+    <w:p>
+      <w:r>
+        <w:t>La visibilidad de cada módulo y acción se determina por la combinación de:</w:t>
+      </w:r>
+    </w:p>
+    <w:p>
+      <w:pPr>
+        <w:pStyle w:val="ListBullet"/>
+      </w:pPr>
+      <w:r>
+        <w:t xml:space="preserve">El </w:t>
+      </w:r>
+      <w:r>
+        <w:rPr>
+          <w:b/>
+        </w:rPr>
+        <w:t>rol</w:t>
+      </w:r>
+      <w:r>
+        <w:t xml:space="preserve"> asignado al usuario.</w:t>
+      </w:r>
+    </w:p>
+    <w:p>
+      <w:pPr>
+        <w:pStyle w:val="ListBullet"/>
+      </w:pPr>
+      <w:r>
+        <w:t xml:space="preserve">La </w:t>
+      </w:r>
+      <w:r>
+        <w:rPr>
+          <w:b/>
+        </w:rPr>
+        <w:t>configuración de permisos</w:t>
+      </w:r>
+      <w:r>
+        <w:t xml:space="preserve"> por rol.</w:t>
+      </w:r>
+    </w:p>
+    <w:p>
+      <w:pPr>
+        <w:pStyle w:val="ListBullet"/>
+      </w:pPr>
+      <w:r>
+        <w:t xml:space="preserve">Las </w:t>
+      </w:r>
+      <w:r>
+        <w:rPr>
+          <w:b/>
+        </w:rPr>
+        <w:t>banderas de configuración</w:t>
+      </w:r>
+      <w:r>
+        <w:t xml:space="preserve"> que activan o desactivan módulos.</w:t>
+      </w:r>
+    </w:p>
+    <w:p>
+      <w:r>
+        <w:t xml:space="preserve">De forma complementaria, las </w:t>
+      </w:r>
+      <w:r>
+        <w:rPr>
+          <w:b/>
+        </w:rPr>
+        <w:t>rutas críticas</w:t>
+      </w:r>
+      <w:r>
+        <w:t xml:space="preserve"> de configuración requieren condición de </w:t>
+      </w:r>
+      <w:r>
+        <w:rPr>
+          <w:b/>
+        </w:rPr>
+        <w:t>usuario maestro (root)</w:t>
+      </w:r>
+      <w:r>
+        <w:t>, como medida adicional de seguridad.</w:t>
+      </w:r>
+    </w:p>
+    <w:p>
+      <w:r>
+        <w:t xml:space="preserve">&gt; </w:t>
+      </w:r>
+      <w:r>
+        <w:rPr>
+          <w:b/>
+        </w:rPr>
+        <w:t>Principio de mínimo privilegio:</w:t>
+      </w:r>
+      <w:r>
+        <w:t xml:space="preserve"> asigne a cada usuario únicamente el rol y los accesos que necesita para su función (alineado con PSI.05).</w:t>
+      </w:r>
+    </w:p>
+    <w:p>
+      <w:pPr>
+        <w:pStyle w:val="Heading3"/>
+      </w:pPr>
+      <w:r/>
+      <w:r>
+        <w:t>5.2 Roles personalizados</w:t>
       </w:r>
     </w:p>
     <w:p>
@@ -832,7 +1721,34 @@
         <w:t>Configuración</w:t>
       </w:r>
       <w:r>
-        <w:t xml:space="preserve"> se pueden crear y eliminar roles personalizados (numeración ≥ 100), definiendo qué módulos son visibles para cada uno.</w:t>
+        <w:t xml:space="preserve"> se pueden </w:t>
+      </w:r>
+      <w:r>
+        <w:rPr>
+          <w:b/>
+        </w:rPr>
+        <w:t>crear</w:t>
+      </w:r>
+      <w:r>
+        <w:t xml:space="preserve"> y </w:t>
+      </w:r>
+      <w:r>
+        <w:rPr>
+          <w:b/>
+        </w:rPr>
+        <w:t>eliminar</w:t>
+      </w:r>
+      <w:r>
+        <w:t xml:space="preserve"> roles personalizados (numeración ≥ 100), definiendo qué </w:t>
+      </w:r>
+      <w:r>
+        <w:rPr>
+          <w:b/>
+        </w:rPr>
+        <w:t>módulos</w:t>
+      </w:r>
+      <w:r>
+        <w:t xml:space="preserve"> son visibles para cada uno. Esto permite ajustar el sistema a estructuras organizacionales específicas sin alterar los roles base.</w:t>
       </w:r>
     </w:p>
     <w:p>
@@ -841,7 +1757,80 @@
           <w:rFonts w:ascii="Consolas" w:hAnsi="Consolas"/>
           <w:color w:val="C7254E"/>
         </w:rPr>
-        <w:t>[Foto: pantalla de creación de rol personalizado]</w:t>
+        <w:t>[Foto: creación de rol personalizado — Ilustración 4]</w:t>
+      </w:r>
+    </w:p>
+    <w:p>
+      <w:r>
+        <w:rPr>
+          <w:b/>
+        </w:rPr>
+        <w:t>Cómo crear un rol personalizado:</w:t>
+      </w:r>
+    </w:p>
+    <w:p>
+      <w:pPr>
+        <w:pStyle w:val="ListNumber"/>
+      </w:pPr>
+      <w:r>
+        <w:t xml:space="preserve">Ingrese a </w:t>
+      </w:r>
+      <w:r>
+        <w:rPr>
+          <w:b/>
+        </w:rPr>
+        <w:t>Configuración → Permisos / Roles</w:t>
+      </w:r>
+      <w:r>
+        <w:t>.</w:t>
+      </w:r>
+    </w:p>
+    <w:p>
+      <w:pPr>
+        <w:pStyle w:val="ListNumber"/>
+      </w:pPr>
+      <w:r>
+        <w:t xml:space="preserve">Cree un nuevo rol y asígnele un </w:t>
+      </w:r>
+      <w:r>
+        <w:rPr>
+          <w:b/>
+        </w:rPr>
+        <w:t>nombre</w:t>
+      </w:r>
+      <w:r>
+        <w:t>.</w:t>
+      </w:r>
+    </w:p>
+    <w:p>
+      <w:pPr>
+        <w:pStyle w:val="ListNumber"/>
+      </w:pPr>
+      <w:r>
+        <w:t xml:space="preserve">Seleccione los </w:t>
+      </w:r>
+      <w:r>
+        <w:rPr>
+          <w:b/>
+        </w:rPr>
+        <w:t>módulos visibles</w:t>
+      </w:r>
+      <w:r>
+        <w:t xml:space="preserve"> para ese rol.</w:t>
+      </w:r>
+    </w:p>
+    <w:p>
+      <w:pPr>
+        <w:pStyle w:val="ListNumber"/>
+      </w:pPr>
+      <w:r>
+        <w:rPr>
+          <w:b/>
+        </w:rPr>
+        <w:t>Guarde</w:t>
+      </w:r>
+      <w:r>
+        <w:t>. El rol queda disponible para asignarse a usuarios.</w:t>
       </w:r>
     </w:p>
     <w:p>
@@ -850,7 +1839,7 @@
       </w:pPr>
       <w:r/>
       <w:r>
-        <w:t>4. Configuración general</w:t>
+        <w:t>6. Configuración general</w:t>
       </w:r>
     </w:p>
     <w:p>
@@ -864,55 +1853,7 @@
         <w:t>Configuración</w:t>
       </w:r>
       <w:r>
-        <w:t xml:space="preserve"> (rol administrador root) se administra:</w:t>
-      </w:r>
-    </w:p>
-    <w:p>
-      <w:pPr>
-        <w:pStyle w:val="ListBullet"/>
-      </w:pPr>
-      <w:r>
-        <w:t>Nombre de la aplicación y tema visual.</w:t>
-      </w:r>
-    </w:p>
-    <w:p>
-      <w:pPr>
-        <w:pStyle w:val="ListBullet"/>
-      </w:pPr>
-      <w:r>
-        <w:t>Zona horaria.</w:t>
-      </w:r>
-    </w:p>
-    <w:p>
-      <w:pPr>
-        <w:pStyle w:val="ListBullet"/>
-      </w:pPr>
-      <w:r>
-        <w:t>Correo de cuentas.</w:t>
-      </w:r>
-    </w:p>
-    <w:p>
-      <w:pPr>
-        <w:pStyle w:val="ListBullet"/>
-      </w:pPr>
-      <w:r>
-        <w:t>Tiempos (por ejemplo, auto-cancelación de registros).</w:t>
-      </w:r>
-    </w:p>
-    <w:p>
-      <w:pPr>
-        <w:pStyle w:val="ListBullet"/>
-      </w:pPr>
-      <w:r>
-        <w:t>Documentos requeridos.</w:t>
-      </w:r>
-    </w:p>
-    <w:p>
-      <w:pPr>
-        <w:pStyle w:val="ListBullet"/>
-      </w:pPr>
-      <w:r>
-        <w:t>Activación de módulos opcionales.</w:t>
+        <w:t xml:space="preserve"> (rol Administrador, con condición root para parámetros críticos) se administra el comportamiento global del sistema.</w:t>
       </w:r>
     </w:p>
     <w:p>
@@ -921,7 +1862,356 @@
           <w:rFonts w:ascii="Consolas" w:hAnsi="Consolas"/>
           <w:color w:val="C7254E"/>
         </w:rPr>
-        <w:t>[Foto: pantalla de configuración general]</w:t>
+        <w:t>[Foto: configuración general — Ilustración 2]</w:t>
+      </w:r>
+    </w:p>
+    <w:p>
+      <w:pPr>
+        <w:pStyle w:val="Heading3"/>
+      </w:pPr>
+      <w:r/>
+      <w:r>
+        <w:t>6.1 Parámetros generales</w:t>
+      </w:r>
+    </w:p>
+    <w:tbl>
+      <w:tblPr>
+        <w:tblStyle w:val="LightGrid-Accent1"/>
+        <w:tblW w:type="auto" w:w="0"/>
+        <w:tblLook w:firstColumn="1" w:firstRow="1" w:lastColumn="0" w:lastRow="0" w:noHBand="0" w:noVBand="1" w:val="04A0"/>
+      </w:tblPr>
+      <w:tblGrid>
+        <w:gridCol w:w="4320"/>
+        <w:gridCol w:w="4320"/>
+      </w:tblGrid>
+      <w:tr>
+        <w:tc>
+          <w:tcPr>
+            <w:tcW w:type="dxa" w:w="4320"/>
+          </w:tcPr>
+          <w:p>
+            <w:r>
+              <w:rPr>
+                <w:b/>
+              </w:rPr>
+            </w:r>
+            <w:r>
+              <w:rPr>
+                <w:b/>
+              </w:rPr>
+              <w:t>Parámetro</w:t>
+            </w:r>
+          </w:p>
+        </w:tc>
+        <w:tc>
+          <w:tcPr>
+            <w:tcW w:type="dxa" w:w="4320"/>
+          </w:tcPr>
+          <w:p>
+            <w:r>
+              <w:rPr>
+                <w:b/>
+              </w:rPr>
+            </w:r>
+            <w:r>
+              <w:rPr>
+                <w:b/>
+              </w:rPr>
+              <w:t>Descripción</w:t>
+            </w:r>
+          </w:p>
+        </w:tc>
+      </w:tr>
+      <w:tr>
+        <w:tc>
+          <w:tcPr>
+            <w:tcW w:type="dxa" w:w="4320"/>
+          </w:tcPr>
+          <w:p>
+            <w:r/>
+            <w:r>
+              <w:t>Nombre de la aplicación</w:t>
+            </w:r>
+          </w:p>
+        </w:tc>
+        <w:tc>
+          <w:tcPr>
+            <w:tcW w:type="dxa" w:w="4320"/>
+          </w:tcPr>
+          <w:p>
+            <w:r/>
+            <w:r>
+              <w:t>Texto que identifica a la instalación.</w:t>
+            </w:r>
+          </w:p>
+        </w:tc>
+      </w:tr>
+      <w:tr>
+        <w:tc>
+          <w:tcPr>
+            <w:tcW w:type="dxa" w:w="4320"/>
+          </w:tcPr>
+          <w:p>
+            <w:r/>
+            <w:r>
+              <w:t>Tema visual</w:t>
+            </w:r>
+          </w:p>
+        </w:tc>
+        <w:tc>
+          <w:tcPr>
+            <w:tcW w:type="dxa" w:w="4320"/>
+          </w:tcPr>
+          <w:p>
+            <w:r/>
+            <w:r>
+              <w:t>Apariencia/colores del sistema.</w:t>
+            </w:r>
+          </w:p>
+        </w:tc>
+      </w:tr>
+      <w:tr>
+        <w:tc>
+          <w:tcPr>
+            <w:tcW w:type="dxa" w:w="4320"/>
+          </w:tcPr>
+          <w:p>
+            <w:r/>
+            <w:r>
+              <w:t>Zona horaria</w:t>
+            </w:r>
+          </w:p>
+        </w:tc>
+        <w:tc>
+          <w:tcPr>
+            <w:tcW w:type="dxa" w:w="4320"/>
+          </w:tcPr>
+          <w:p>
+            <w:r/>
+            <w:r>
+              <w:t>Define la hora de los registros y reportes.</w:t>
+            </w:r>
+          </w:p>
+        </w:tc>
+      </w:tr>
+    </w:tbl>
+    <w:p/>
+    <w:p>
+      <w:pPr>
+        <w:pStyle w:val="Heading3"/>
+      </w:pPr>
+      <w:r/>
+      <w:r>
+        <w:t>6.2 Configuración de correo</w:t>
+      </w:r>
+    </w:p>
+    <w:p>
+      <w:r>
+        <w:t xml:space="preserve">El correo es necesario para enviar invitaciones, ligas de registro, códigos de recuperación y notificaciones. Si los correos </w:t>
+      </w:r>
+      <w:r>
+        <w:rPr>
+          <w:b/>
+        </w:rPr>
+        <w:t>no se envían</w:t>
+      </w:r>
+      <w:r>
+        <w:t>, revise esta configuración.</w:t>
+      </w:r>
+    </w:p>
+    <w:p>
+      <w:r>
+        <w:rPr>
+          <w:rFonts w:ascii="Consolas" w:hAnsi="Consolas"/>
+          <w:color w:val="C7254E"/>
+        </w:rPr>
+        <w:t>[Foto: configuración de correo — Ilustración 5]</w:t>
+      </w:r>
+    </w:p>
+    <w:p>
+      <w:r>
+        <w:t xml:space="preserve">&gt; </w:t>
+      </w:r>
+      <w:r>
+        <w:rPr>
+          <w:b/>
+        </w:rPr>
+        <w:t>Nota de seguridad:</w:t>
+      </w:r>
+      <w:r>
+        <w:t xml:space="preserve"> No comparta ni exponga las credenciales de la cuenta de correo. Resguárdelas junto con el resto de los secretos del sistema.</w:t>
+      </w:r>
+    </w:p>
+    <w:p>
+      <w:pPr>
+        <w:pStyle w:val="Heading3"/>
+      </w:pPr>
+      <w:r/>
+      <w:r>
+        <w:t>6.3 Tiempos y automatizaciones</w:t>
+      </w:r>
+    </w:p>
+    <w:tbl>
+      <w:tblPr>
+        <w:tblStyle w:val="LightGrid-Accent1"/>
+        <w:tblW w:type="auto" w:w="0"/>
+        <w:tblLook w:firstColumn="1" w:firstRow="1" w:lastColumn="0" w:lastRow="0" w:noHBand="0" w:noVBand="1" w:val="04A0"/>
+      </w:tblPr>
+      <w:tblGrid>
+        <w:gridCol w:w="4320"/>
+        <w:gridCol w:w="4320"/>
+      </w:tblGrid>
+      <w:tr>
+        <w:tc>
+          <w:tcPr>
+            <w:tcW w:type="dxa" w:w="4320"/>
+          </w:tcPr>
+          <w:p>
+            <w:r>
+              <w:rPr>
+                <w:b/>
+              </w:rPr>
+            </w:r>
+            <w:r>
+              <w:rPr>
+                <w:b/>
+              </w:rPr>
+              <w:t>Parámetro</w:t>
+            </w:r>
+          </w:p>
+        </w:tc>
+        <w:tc>
+          <w:tcPr>
+            <w:tcW w:type="dxa" w:w="4320"/>
+          </w:tcPr>
+          <w:p>
+            <w:r>
+              <w:rPr>
+                <w:b/>
+              </w:rPr>
+            </w:r>
+            <w:r>
+              <w:rPr>
+                <w:b/>
+              </w:rPr>
+              <w:t>Descripción</w:t>
+            </w:r>
+          </w:p>
+        </w:tc>
+      </w:tr>
+      <w:tr>
+        <w:tc>
+          <w:tcPr>
+            <w:tcW w:type="dxa" w:w="4320"/>
+          </w:tcPr>
+          <w:p>
+            <w:r/>
+            <w:r>
+              <w:t>Auto-cancelación de registros</w:t>
+            </w:r>
+          </w:p>
+        </w:tc>
+        <w:tc>
+          <w:tcPr>
+            <w:tcW w:type="dxa" w:w="4320"/>
+          </w:tcPr>
+          <w:p>
+            <w:r/>
+            <w:r>
+              <w:t>Tiempo tras el cual una visita no atendida puede cancelarse automáticamente.</w:t>
+            </w:r>
+          </w:p>
+        </w:tc>
+      </w:tr>
+      <w:tr>
+        <w:tc>
+          <w:tcPr>
+            <w:tcW w:type="dxa" w:w="4320"/>
+          </w:tcPr>
+          <w:p>
+            <w:r/>
+            <w:r>
+              <w:t>Vigencia de sesión</w:t>
+            </w:r>
+          </w:p>
+        </w:tc>
+        <w:tc>
+          <w:tcPr>
+            <w:tcW w:type="dxa" w:w="4320"/>
+          </w:tcPr>
+          <w:p>
+            <w:r/>
+            <w:r>
+              <w:t xml:space="preserve">La sesión expira de forma predeterminada a los </w:t>
+            </w:r>
+            <w:r>
+              <w:rPr>
+                <w:b/>
+              </w:rPr>
+              <w:t>7 días</w:t>
+            </w:r>
+            <w:r>
+              <w:t>.</w:t>
+            </w:r>
+          </w:p>
+        </w:tc>
+      </w:tr>
+      <w:tr>
+        <w:tc>
+          <w:tcPr>
+            <w:tcW w:type="dxa" w:w="4320"/>
+          </w:tcPr>
+          <w:p>
+            <w:r/>
+            <w:r>
+              <w:t>Bloqueo por intentos</w:t>
+            </w:r>
+          </w:p>
+        </w:tc>
+        <w:tc>
+          <w:tcPr>
+            <w:tcW w:type="dxa" w:w="4320"/>
+          </w:tcPr>
+          <w:p>
+            <w:r/>
+            <w:r>
+              <w:t xml:space="preserve">La cuenta se bloquea (predeterminado </w:t>
+            </w:r>
+            <w:r>
+              <w:rPr>
+                <w:b/>
+              </w:rPr>
+              <w:t>30 minutos</w:t>
+            </w:r>
+            <w:r>
+              <w:t>) tras varios intentos fallidos.</w:t>
+            </w:r>
+          </w:p>
+        </w:tc>
+      </w:tr>
+    </w:tbl>
+    <w:p/>
+    <w:p>
+      <w:pPr>
+        <w:pStyle w:val="Heading3"/>
+      </w:pPr>
+      <w:r/>
+      <w:r>
+        <w:t>6.4 Documentos requeridos</w:t>
+      </w:r>
+    </w:p>
+    <w:p>
+      <w:r>
+        <w:t xml:space="preserve">Permite definir qué </w:t>
+      </w:r>
+      <w:r>
+        <w:rPr>
+          <w:b/>
+        </w:rPr>
+        <w:t>documentos</w:t>
+      </w:r>
+      <w:r>
+        <w:t xml:space="preserve"> deben confirmarse para los visitantes (por ejemplo, identificación oficial u otros), de acuerdo con la política del sitio.</w:t>
       </w:r>
     </w:p>
     <w:p>
@@ -930,12 +2220,21 @@
       </w:pPr>
       <w:r/>
       <w:r>
-        <w:t>5. Activación de módulos opcionales</w:t>
+        <w:t>7. Activación de módulos opcionales</w:t>
       </w:r>
     </w:p>
     <w:p>
       <w:r>
-        <w:t>Los módulos opcionales se activan mediante:</w:t>
+        <w:t xml:space="preserve">El sistema base puede ampliarse con </w:t>
+      </w:r>
+      <w:r>
+        <w:rPr>
+          <w:b/>
+        </w:rPr>
+        <w:t>módulos opcionales</w:t>
+      </w:r>
+      <w:r>
+        <w:t xml:space="preserve"> (integraciones). Su activación se controla mediante:</w:t>
       </w:r>
     </w:p>
     <w:p>
@@ -943,17 +2242,23 @@
         <w:pStyle w:val="ListBullet"/>
       </w:pPr>
       <w:r>
-        <w:t xml:space="preserve">Banderas </w:t>
+        <w:rPr>
+          <w:b/>
+        </w:rPr>
+        <w:t>Banderas de configuración</w:t>
+      </w:r>
+      <w:r>
+        <w:t xml:space="preserve"> (</w:t>
       </w:r>
       <w:r>
         <w:rPr>
           <w:rFonts w:ascii="Consolas" w:hAnsi="Consolas"/>
           <w:color w:val="C7254E"/>
         </w:rPr>
-        <w:t>habilitar*</w:t>
-      </w:r>
-      <w:r>
-        <w:t xml:space="preserve"> en configuración.</w:t>
+        <w:t>habilitar…</w:t>
+      </w:r>
+      <w:r>
+        <w:t>) que encienden o apagan cada módulo.</w:t>
       </w:r>
     </w:p>
     <w:p>
@@ -961,56 +2266,155 @@
         <w:pStyle w:val="ListBullet"/>
       </w:pPr>
       <w:r>
-        <w:t xml:space="preserve">Variable </w:t>
-      </w:r>
+        <w:t xml:space="preserve">La </w:t>
+      </w:r>
+      <w:r>
+        <w:rPr>
+          <w:b/>
+        </w:rPr>
+        <w:t>lista de módulos visibles por cliente</w:t>
+      </w:r>
+      <w:r>
+        <w:t xml:space="preserve"> y su </w:t>
+      </w:r>
+      <w:r>
+        <w:rPr>
+          <w:b/>
+        </w:rPr>
+        <w:t>modo de visibilidad</w:t>
+      </w:r>
+      <w:r>
+        <w:t xml:space="preserve"> (para todos o por cliente).</w:t>
+      </w:r>
+    </w:p>
+    <w:p>
       <w:r>
         <w:rPr>
           <w:rFonts w:ascii="Consolas" w:hAnsi="Consolas"/>
           <w:color w:val="C7254E"/>
         </w:rPr>
-        <w:t>INTEGRACIONES_VISIBLES</w:t>
-      </w:r>
-      <w:r>
-        <w:t xml:space="preserve"> (lista por cliente) e </w:t>
+        <w:t>[Foto: activación de módulos — Ilustración 6]</w:t>
+      </w:r>
+    </w:p>
+    <w:tbl>
+      <w:tblPr>
+        <w:tblStyle w:val="LightGrid-Accent1"/>
+        <w:tblW w:type="auto" w:w="0"/>
+        <w:tblLook w:firstColumn="1" w:firstRow="1" w:lastColumn="0" w:lastRow="0" w:noHBand="0" w:noVBand="1" w:val="04A0"/>
+      </w:tblPr>
+      <w:tblGrid>
+        <w:gridCol w:w="4320"/>
+        <w:gridCol w:w="4320"/>
+      </w:tblGrid>
+      <w:tr>
+        <w:tc>
+          <w:tcPr>
+            <w:tcW w:type="dxa" w:w="4320"/>
+          </w:tcPr>
+          <w:p>
+            <w:r>
+              <w:rPr>
+                <w:b/>
+              </w:rPr>
+            </w:r>
+            <w:r>
+              <w:rPr>
+                <w:b/>
+              </w:rPr>
+              <w:t>Acción</w:t>
+            </w:r>
+          </w:p>
+        </w:tc>
+        <w:tc>
+          <w:tcPr>
+            <w:tcW w:type="dxa" w:w="4320"/>
+          </w:tcPr>
+          <w:p>
+            <w:r>
+              <w:rPr>
+                <w:b/>
+              </w:rPr>
+            </w:r>
+            <w:r>
+              <w:rPr>
+                <w:b/>
+              </w:rPr>
+              <w:t>Efecto</w:t>
+            </w:r>
+          </w:p>
+        </w:tc>
+      </w:tr>
+      <w:tr>
+        <w:tc>
+          <w:tcPr>
+            <w:tcW w:type="dxa" w:w="4320"/>
+          </w:tcPr>
+          <w:p>
+            <w:r/>
+            <w:r>
+              <w:t>Activar un módulo</w:t>
+            </w:r>
+          </w:p>
+        </w:tc>
+        <w:tc>
+          <w:tcPr>
+            <w:tcW w:type="dxa" w:w="4320"/>
+          </w:tcPr>
+          <w:p>
+            <w:r/>
+            <w:r>
+              <w:t>Sus pantallas y acciones se vuelven visibles para los roles correspondientes.</w:t>
+            </w:r>
+          </w:p>
+        </w:tc>
+      </w:tr>
+      <w:tr>
+        <w:tc>
+          <w:tcPr>
+            <w:tcW w:type="dxa" w:w="4320"/>
+          </w:tcPr>
+          <w:p>
+            <w:r/>
+            <w:r>
+              <w:t>Desactivar un módulo</w:t>
+            </w:r>
+          </w:p>
+        </w:tc>
+        <w:tc>
+          <w:tcPr>
+            <w:tcW w:type="dxa" w:w="4320"/>
+          </w:tcPr>
+          <w:p>
+            <w:r/>
+            <w:r>
+              <w:t>Sus pantallas dejan de mostrarse; la base sigue operando con normalidad.</w:t>
+            </w:r>
+          </w:p>
+        </w:tc>
+      </w:tr>
+    </w:tbl>
+    <w:p/>
+    <w:p>
+      <w:r>
+        <w:t xml:space="preserve">&gt; Cada módulo opcional cuenta con su </w:t>
       </w:r>
       <w:r>
         <w:rPr>
-          <w:rFonts w:ascii="Consolas" w:hAnsi="Consolas"/>
-          <w:color w:val="C7254E"/>
+          <w:b/>
         </w:rPr>
-        <w:t>INTEGRACIONES_VISIBILIDAD_MODO</w:t>
-      </w:r>
-      <w:r>
-        <w:t xml:space="preserve"> (</w:t>
+        <w:t>propio documento de integración</w:t>
+      </w:r>
+      <w:r>
+        <w:t xml:space="preserve">, que detalla su configuración y operación. Este manual solo cubre </w:t>
       </w:r>
       <w:r>
         <w:rPr>
-          <w:rFonts w:ascii="Consolas" w:hAnsi="Consolas"/>
-          <w:color w:val="C7254E"/>
+          <w:b/>
         </w:rPr>
-        <w:t>ALL</w:t>
-      </w:r>
-      <w:r>
-        <w:t>/</w:t>
-      </w:r>
-      <w:r>
-        <w:rPr>
-          <w:rFonts w:ascii="Consolas" w:hAnsi="Consolas"/>
-          <w:color w:val="C7254E"/>
-        </w:rPr>
-        <w:t>CLIENT</w:t>
-      </w:r>
-      <w:r>
-        <w:t>).</w:t>
-      </w:r>
-    </w:p>
-    <w:p>
-      <w:r>
-        <w:rPr>
-          <w:rFonts w:ascii="Consolas" w:hAnsi="Consolas"/>
-          <w:color w:val="C7254E"/>
-        </w:rPr>
-        <w:t>[Foto: pantalla de integraciones/módulos en configuración]</w:t>
+        <w:t>cómo se activan</w:t>
+      </w:r>
+      <w:r>
+        <w:t xml:space="preserve"> desde la base.</w:t>
       </w:r>
     </w:p>
     <w:p>
@@ -1019,12 +2423,29 @@
       </w:pPr>
       <w:r/>
       <w:r>
-        <w:t>6. Administración de catálogos</w:t>
+        <w:t>8. Administración de catálogos</w:t>
       </w:r>
     </w:p>
     <w:p>
       <w:r>
-        <w:t>Mantenga actualizados los catálogos base: empresas, pisos, accesos, puestos, departamentos, cubículos, horarios y pases. Cada uno permite crear, editar y activar/inactivar.</w:t>
+        <w:t xml:space="preserve">Mantenga actualizados los catálogos base, ya que son </w:t>
+      </w:r>
+      <w:r>
+        <w:rPr>
+          <w:b/>
+        </w:rPr>
+        <w:t>requeridos</w:t>
+      </w:r>
+      <w:r>
+        <w:t xml:space="preserve"> por otros procesos (registro de visitas, asignación de accesos, etc.):</w:t>
+      </w:r>
+    </w:p>
+    <w:p>
+      <w:r>
+        <w:rPr>
+          <w:b/>
+        </w:rPr>
+        <w:t>empresas, pisos, accesos, puestos, departamentos, cubículos, horarios y pases.</w:t>
       </w:r>
     </w:p>
     <w:p>
@@ -1033,7 +2454,53 @@
           <w:rFonts w:ascii="Consolas" w:hAnsi="Consolas"/>
           <w:color w:val="C7254E"/>
         </w:rPr>
-        <w:t>[Foto: administración de catálogo de accesos]</w:t>
+        <w:t>[Foto: administración de catálogos — Ilustración 7]</w:t>
+      </w:r>
+    </w:p>
+    <w:p>
+      <w:r>
+        <w:t xml:space="preserve">Cada catálogo permite </w:t>
+      </w:r>
+      <w:r>
+        <w:rPr>
+          <w:b/>
+        </w:rPr>
+        <w:t>crear, editar y Activar/Inactivar</w:t>
+      </w:r>
+      <w:r>
+        <w:t>.</w:t>
+      </w:r>
+    </w:p>
+    <w:p>
+      <w:r>
+        <w:t xml:space="preserve">&gt; </w:t>
+      </w:r>
+      <w:r>
+        <w:rPr>
+          <w:b/>
+        </w:rPr>
+        <w:t>Recomendación:</w:t>
+      </w:r>
+      <w:r>
+        <w:t xml:space="preserve"> En lugar de </w:t>
+      </w:r>
+      <w:r>
+        <w:rPr>
+          <w:b/>
+        </w:rPr>
+        <w:t>Eliminar</w:t>
+      </w:r>
+      <w:r>
+        <w:t xml:space="preserve"> un elemento que está en uso, </w:t>
+      </w:r>
+      <w:r>
+        <w:rPr>
+          <w:b/>
+        </w:rPr>
+        <w:t>Inactívelo</w:t>
+      </w:r>
+      <w:r>
+        <w:t>. Inactivar lo retira de las nuevas capturas sin afectar la información que ya lo referencia. Eliminar puede no ser recuperable desde la operación normal.</w:t>
       </w:r>
     </w:p>
     <w:p>
@@ -1042,7 +2509,25 @@
       </w:pPr>
       <w:r/>
       <w:r>
-        <w:t>7. Gestión de usuarios</w:t>
+        <w:t>9. Gestión de usuarios</w:t>
+      </w:r>
+    </w:p>
+    <w:p>
+      <w:r>
+        <w:rPr>
+          <w:rFonts w:ascii="Consolas" w:hAnsi="Consolas"/>
+          <w:color w:val="C7254E"/>
+        </w:rPr>
+        <w:t>[Foto: gestión de usuarios — desbloqueo — Ilustración 8]</w:t>
+      </w:r>
+    </w:p>
+    <w:p>
+      <w:pPr>
+        <w:pStyle w:val="Heading3"/>
+      </w:pPr>
+      <w:r/>
+      <w:r>
+        <w:t>9.1 Alta y edición</w:t>
       </w:r>
     </w:p>
     <w:p>
@@ -1050,7 +2535,43 @@
         <w:pStyle w:val="ListBullet"/>
       </w:pPr>
       <w:r>
-        <w:t>Alta, edición y cambio de estado.</w:t>
+        <w:t xml:space="preserve">Cree usuarios capturando nombre, apellido paterno, </w:t>
+      </w:r>
+      <w:r>
+        <w:rPr>
+          <w:b/>
+        </w:rPr>
+        <w:t>correo único</w:t>
+      </w:r>
+      <w:r>
+        <w:t xml:space="preserve">, </w:t>
+      </w:r>
+      <w:r>
+        <w:rPr>
+          <w:b/>
+        </w:rPr>
+        <w:t>contraseña robusta</w:t>
+      </w:r>
+      <w:r>
+        <w:t xml:space="preserve"> (mínimo 8 caracteres con mayúscula, minúscula, número y símbolo), </w:t>
+      </w:r>
+      <w:r>
+        <w:rPr>
+          <w:b/>
+        </w:rPr>
+        <w:t>rol</w:t>
+      </w:r>
+      <w:r>
+        <w:t xml:space="preserve"> y </w:t>
+      </w:r>
+      <w:r>
+        <w:rPr>
+          <w:b/>
+        </w:rPr>
+        <w:t>empresa</w:t>
+      </w:r>
+      <w:r>
+        <w:t>.</w:t>
       </w:r>
     </w:p>
     <w:p>
@@ -1058,24 +2579,234 @@
         <w:pStyle w:val="ListBullet"/>
       </w:pPr>
       <w:r>
-        <w:t>Desbloqueo de cuentas bloqueadas por intentos fallidos.</w:t>
+        <w:t xml:space="preserve">Al </w:t>
+      </w:r>
+      <w:r>
+        <w:rPr>
+          <w:b/>
+        </w:rPr>
+        <w:t>editar</w:t>
+      </w:r>
+      <w:r>
+        <w:t>, puede cambiar el rol y los permisos; el cambio surte efecto de inmediato.</w:t>
       </w:r>
     </w:p>
     <w:p>
       <w:pPr>
-        <w:pStyle w:val="ListBullet"/>
+        <w:pStyle w:val="Heading3"/>
       </w:pPr>
-      <w:r>
-        <w:t>Anonimización y eliminación permanente conforme a la política de protección de datos.</w:t>
+      <w:r/>
+      <w:r>
+        <w:t>9.2 Desbloqueo de cuentas</w:t>
       </w:r>
     </w:p>
     <w:p>
       <w:r>
+        <w:t xml:space="preserve">Cuando un usuario supera el número de intentos fallidos, su cuenta se </w:t>
+      </w:r>
+      <w:r>
         <w:rPr>
-          <w:rFonts w:ascii="Consolas" w:hAnsi="Consolas"/>
-          <w:color w:val="C7254E"/>
+          <w:b/>
         </w:rPr>
-        <w:t>[Foto: gestión de usuarios con acción de desbloqueo]</w:t>
+        <w:t>bloquea</w:t>
+      </w:r>
+      <w:r>
+        <w:t xml:space="preserve"> temporalmente. El administrador puede </w:t>
+      </w:r>
+      <w:r>
+        <w:rPr>
+          <w:b/>
+        </w:rPr>
+        <w:t>desbloquearla</w:t>
+      </w:r>
+      <w:r>
+        <w:t xml:space="preserve"> desde la acción correspondiente en el listado de usuarios, sin necesidad de esperar el tiempo de bloqueo.</w:t>
+      </w:r>
+    </w:p>
+    <w:p>
+      <w:pPr>
+        <w:pStyle w:val="Heading3"/>
+      </w:pPr>
+      <w:r/>
+      <w:r>
+        <w:t>9.3 Inactivar vs. Eliminar</w:t>
+      </w:r>
+    </w:p>
+    <w:tbl>
+      <w:tblPr>
+        <w:tblStyle w:val="LightGrid-Accent1"/>
+        <w:tblW w:type="auto" w:w="0"/>
+        <w:tblLook w:firstColumn="1" w:firstRow="1" w:lastColumn="0" w:lastRow="0" w:noHBand="0" w:noVBand="1" w:val="04A0"/>
+      </w:tblPr>
+      <w:tblGrid>
+        <w:gridCol w:w="2880"/>
+        <w:gridCol w:w="2880"/>
+        <w:gridCol w:w="2880"/>
+      </w:tblGrid>
+      <w:tr>
+        <w:tc>
+          <w:tcPr>
+            <w:tcW w:type="dxa" w:w="2880"/>
+          </w:tcPr>
+          <w:p>
+            <w:r>
+              <w:rPr>
+                <w:b/>
+              </w:rPr>
+            </w:r>
+            <w:r>
+              <w:rPr>
+                <w:b/>
+              </w:rPr>
+              <w:t>Acción</w:t>
+            </w:r>
+          </w:p>
+        </w:tc>
+        <w:tc>
+          <w:tcPr>
+            <w:tcW w:type="dxa" w:w="2880"/>
+          </w:tcPr>
+          <w:p>
+            <w:r>
+              <w:rPr>
+                <w:b/>
+              </w:rPr>
+            </w:r>
+            <w:r>
+              <w:rPr>
+                <w:b/>
+              </w:rPr>
+              <w:t>Cuándo usarla</w:t>
+            </w:r>
+          </w:p>
+        </w:tc>
+        <w:tc>
+          <w:tcPr>
+            <w:tcW w:type="dxa" w:w="2880"/>
+          </w:tcPr>
+          <w:p>
+            <w:r>
+              <w:rPr>
+                <w:b/>
+              </w:rPr>
+            </w:r>
+            <w:r>
+              <w:rPr>
+                <w:b/>
+              </w:rPr>
+              <w:t>Efecto</w:t>
+            </w:r>
+          </w:p>
+        </w:tc>
+      </w:tr>
+      <w:tr>
+        <w:tc>
+          <w:tcPr>
+            <w:tcW w:type="dxa" w:w="2880"/>
+          </w:tcPr>
+          <w:p>
+            <w:r/>
+            <w:r>
+              <w:rPr>
+                <w:b/>
+              </w:rPr>
+              <w:t>Inactivar</w:t>
+            </w:r>
+          </w:p>
+        </w:tc>
+        <w:tc>
+          <w:tcPr>
+            <w:tcW w:type="dxa" w:w="2880"/>
+          </w:tcPr>
+          <w:p>
+            <w:r/>
+            <w:r>
+              <w:t>Para retirar el acceso de un usuario conservando su cuenta e historial.</w:t>
+            </w:r>
+          </w:p>
+        </w:tc>
+        <w:tc>
+          <w:tcPr>
+            <w:tcW w:type="dxa" w:w="2880"/>
+          </w:tcPr>
+          <w:p>
+            <w:r/>
+            <w:r>
+              <w:t xml:space="preserve">Se oculta de las listas activas; reversible con </w:t>
+            </w:r>
+            <w:r>
+              <w:rPr>
+                <w:b/>
+              </w:rPr>
+              <w:t>Activar</w:t>
+            </w:r>
+            <w:r>
+              <w:t>.</w:t>
+            </w:r>
+          </w:p>
+        </w:tc>
+      </w:tr>
+      <w:tr>
+        <w:tc>
+          <w:tcPr>
+            <w:tcW w:type="dxa" w:w="2880"/>
+          </w:tcPr>
+          <w:p>
+            <w:r/>
+            <w:r>
+              <w:rPr>
+                <w:b/>
+              </w:rPr>
+              <w:t>Eliminar</w:t>
+            </w:r>
+          </w:p>
+        </w:tc>
+        <w:tc>
+          <w:tcPr>
+            <w:tcW w:type="dxa" w:w="2880"/>
+          </w:tcPr>
+          <w:p>
+            <w:r/>
+            <w:r>
+              <w:t>Solo cuando la cuenta no debe existir.</w:t>
+            </w:r>
+          </w:p>
+        </w:tc>
+        <w:tc>
+          <w:tcPr>
+            <w:tcW w:type="dxa" w:w="2880"/>
+          </w:tcPr>
+          <w:p>
+            <w:r/>
+            <w:r>
+              <w:t xml:space="preserve">Desaparece de todas las listas; </w:t>
+            </w:r>
+            <w:r>
+              <w:rPr>
+                <w:b/>
+              </w:rPr>
+              <w:t>no recuperable</w:t>
+            </w:r>
+            <w:r>
+              <w:t xml:space="preserve"> por el usuario desde el sistema.</w:t>
+            </w:r>
+          </w:p>
+        </w:tc>
+      </w:tr>
+    </w:tbl>
+    <w:p/>
+    <w:p>
+      <w:r>
+        <w:t xml:space="preserve">&gt; </w:t>
+      </w:r>
+      <w:r>
+        <w:rPr>
+          <w:b/>
+        </w:rPr>
+        <w:t>Protección de datos:</w:t>
+      </w:r>
+      <w:r>
+        <w:t xml:space="preserve"> Aplique minimización/anonimización cuando corresponda, conforme a la política de protección de datos (Control 8.11). No conserve datos personales más allá de lo necesario.</w:t>
       </w:r>
     </w:p>
     <w:p>
@@ -1084,7 +2815,7 @@
       </w:pPr>
       <w:r/>
       <w:r>
-        <w:t>8. Operación y monitoreo</w:t>
+        <w:t>10. Gestión de visitantes y empleados</w:t>
       </w:r>
     </w:p>
     <w:p>
@@ -1092,37 +2823,13 @@
         <w:pStyle w:val="ListBullet"/>
       </w:pPr>
       <w:r>
-        <w:t>Procesos gestionados con PM2 (</w:t>
-      </w:r>
-      <w:r>
         <w:rPr>
-          <w:rFonts w:ascii="Consolas" w:hAnsi="Consolas"/>
-          <w:color w:val="C7254E"/>
+          <w:b/>
         </w:rPr>
-        <w:t>pm2 list</w:t>
-      </w:r>
-      <w:r>
-        <w:t xml:space="preserve">, </w:t>
-      </w:r>
-      <w:r>
-        <w:rPr>
-          <w:rFonts w:ascii="Consolas" w:hAnsi="Consolas"/>
-          <w:color w:val="C7254E"/>
-        </w:rPr>
-        <w:t>pm2 logs</w:t>
-      </w:r>
-      <w:r>
-        <w:t xml:space="preserve">, </w:t>
-      </w:r>
-      <w:r>
-        <w:rPr>
-          <w:rFonts w:ascii="Consolas" w:hAnsi="Consolas"/>
-          <w:color w:val="C7254E"/>
-        </w:rPr>
-        <w:t>pm2 restart</w:t>
-      </w:r>
-      <w:r>
-        <w:t>).</w:t>
+        <w:t>Visitantes:</w:t>
+      </w:r>
+      <w:r>
+        <w:t xml:space="preserve"> el administrador y recepción pueden registrar, verificar, bloquear/desbloquear, generar QR y cambiar el estado de los visitantes (ver MU-RE-001).</w:t>
       </w:r>
     </w:p>
     <w:p>
@@ -1130,17 +2837,22 @@
         <w:pStyle w:val="ListBullet"/>
       </w:pPr>
       <w:r>
-        <w:t xml:space="preserve">Bitácora técnica de peticiones en la colección </w:t>
-      </w:r>
-      <w:r>
         <w:rPr>
-          <w:rFonts w:ascii="Consolas" w:hAnsi="Consolas"/>
-          <w:color w:val="C7254E"/>
+          <w:b/>
         </w:rPr>
-        <w:t>logs</w:t>
-      </w:r>
-      <w:r>
-        <w:t>.</w:t>
+        <w:t>Empleados:</w:t>
+      </w:r>
+      <w:r>
+        <w:t xml:space="preserve"> administre altas, accesos, horarios y QR; utilice la </w:t>
+      </w:r>
+      <w:r>
+        <w:rPr>
+          <w:b/>
+        </w:rPr>
+        <w:t>carga masiva</w:t>
+      </w:r>
+      <w:r>
+        <w:t xml:space="preserve"> para registrar varios a la vez.</w:t>
       </w:r>
     </w:p>
     <w:p>
@@ -1148,16 +2860,25 @@
         <w:pStyle w:val="ListBullet"/>
       </w:pPr>
       <w:r>
-        <w:t>Revisión periódica de accesos y usuarios (alineado con PSI.05).</w:t>
-      </w:r>
-    </w:p>
-    <w:p>
+        <w:t xml:space="preserve">Para dar de baja, prefiera </w:t>
+      </w:r>
       <w:r>
         <w:rPr>
-          <w:rFonts w:ascii="Consolas" w:hAnsi="Consolas"/>
-          <w:color w:val="C7254E"/>
+          <w:b/>
         </w:rPr>
-        <w:t>[Foto: salida de pm2 list]</w:t>
+        <w:t>Inactivar</w:t>
+      </w:r>
+      <w:r>
+        <w:t xml:space="preserve"> sobre </w:t>
+      </w:r>
+      <w:r>
+        <w:rPr>
+          <w:b/>
+        </w:rPr>
+        <w:t>Eliminar</w:t>
+      </w:r>
+      <w:r>
+        <w:t xml:space="preserve"> (conserva historial).</w:t>
       </w:r>
     </w:p>
     <w:p>
@@ -1166,60 +2887,7 @@
       </w:pPr>
       <w:r/>
       <w:r>
-        <w:t>9. Respaldos</w:t>
-      </w:r>
-    </w:p>
-    <w:p>
-      <w:pPr>
-        <w:pStyle w:val="ListBullet"/>
-      </w:pPr>
-      <w:r>
-        <w:t>Respaldo periódico de MongoDB (</w:t>
-      </w:r>
-      <w:r>
-        <w:rPr>
-          <w:rFonts w:ascii="Consolas" w:hAnsi="Consolas"/>
-          <w:color w:val="C7254E"/>
-        </w:rPr>
-        <w:t>mongodump</w:t>
-      </w:r>
-      <w:r>
-        <w:t>).</w:t>
-      </w:r>
-    </w:p>
-    <w:p>
-      <w:pPr>
-        <w:pStyle w:val="ListBullet"/>
-      </w:pPr>
-      <w:r>
-        <w:t xml:space="preserve">Resguardo de archivos </w:t>
-      </w:r>
-      <w:r>
-        <w:rPr>
-          <w:rFonts w:ascii="Consolas" w:hAnsi="Consolas"/>
-          <w:color w:val="C7254E"/>
-        </w:rPr>
-        <w:t>.env</w:t>
-      </w:r>
-      <w:r>
-        <w:t xml:space="preserve"> y certificados.</w:t>
-      </w:r>
-    </w:p>
-    <w:p>
-      <w:pPr>
-        <w:pStyle w:val="ListBullet"/>
-      </w:pPr>
-      <w:r>
-        <w:t>Registro de fecha y responsable de cada respaldo.</w:t>
-      </w:r>
-    </w:p>
-    <w:p>
-      <w:pPr>
-        <w:pStyle w:val="Heading2"/>
-      </w:pPr>
-      <w:r/>
-      <w:r>
-        <w:t>10. Buenas prácticas de seguridad (ISO)</w:t>
+        <w:t>11. Seguridad de la operación (ISO)</w:t>
       </w:r>
     </w:p>
     <w:tbl>
@@ -1308,7 +2976,7 @@
           <w:p>
             <w:r/>
             <w:r>
-              <w:t>Asignar solo los accesos necesarios por rol.</w:t>
+              <w:t>Asignar solo el rol y los accesos necesarios.</w:t>
             </w:r>
           </w:p>
         </w:tc>
@@ -1343,7 +3011,7 @@
           <w:p>
             <w:r/>
             <w:r>
-              <w:t>Revisar usuarios activos/inactivos periódicamente.</w:t>
+              <w:t>Revisar periódicamente usuarios activos/inactivos y sus permisos.</w:t>
             </w:r>
           </w:p>
         </w:tc>
@@ -1413,7 +3081,7 @@
           <w:p>
             <w:r/>
             <w:r>
-              <w:t>Conservar bitácora de cambios relevantes.</w:t>
+              <w:t>Conservar la bitácora de cambios relevantes.</w:t>
             </w:r>
           </w:p>
         </w:tc>
@@ -1437,7 +3105,7 @@
           <w:p>
             <w:r/>
             <w:r>
-              <w:t>Secretos</w:t>
+              <w:t>Gestión de secretos</w:t>
             </w:r>
           </w:p>
         </w:tc>
@@ -1448,7 +3116,7 @@
           <w:p>
             <w:r/>
             <w:r>
-              <w:t xml:space="preserve">No exponer </w:t>
+              <w:t>No exponer archivos de configuración (</w:t>
             </w:r>
             <w:r>
               <w:rPr>
@@ -1458,7 +3126,7 @@
               <w:t>.env</w:t>
             </w:r>
             <w:r>
-              <w:t xml:space="preserve"> ni certificados.</w:t>
+              <w:t>) ni certificados.</w:t>
             </w:r>
           </w:p>
         </w:tc>
@@ -1474,6 +3142,408 @@
           </w:p>
         </w:tc>
       </w:tr>
+      <w:tr>
+        <w:tc>
+          <w:tcPr>
+            <w:tcW w:type="dxa" w:w="2880"/>
+          </w:tcPr>
+          <w:p>
+            <w:r/>
+            <w:r>
+              <w:t>Contraseñas</w:t>
+            </w:r>
+          </w:p>
+        </w:tc>
+        <w:tc>
+          <w:tcPr>
+            <w:tcW w:type="dxa" w:w="2880"/>
+          </w:tcPr>
+          <w:p>
+            <w:r/>
+            <w:r>
+              <w:t>Exigir contraseñas robustas; promover su cambio periódico.</w:t>
+            </w:r>
+          </w:p>
+        </w:tc>
+        <w:tc>
+          <w:tcPr>
+            <w:tcW w:type="dxa" w:w="2880"/>
+          </w:tcPr>
+          <w:p>
+            <w:r/>
+            <w:r>
+              <w:t>PSI.05</w:t>
+            </w:r>
+          </w:p>
+        </w:tc>
+      </w:tr>
+    </w:tbl>
+    <w:p/>
+    <w:p>
+      <w:r>
+        <w:t xml:space="preserve">&gt; </w:t>
+      </w:r>
+      <w:r>
+        <w:rPr>
+          <w:b/>
+        </w:rPr>
+        <w:t>Importante:</w:t>
+      </w:r>
+      <w:r>
+        <w:t xml:space="preserve"> Las evidencias, capturas y reportes que se compartan </w:t>
+      </w:r>
+      <w:r>
+        <w:rPr>
+          <w:b/>
+        </w:rPr>
+        <w:t>no deben exponer</w:t>
+      </w:r>
+      <w:r>
+        <w:t xml:space="preserve"> datos sensibles (contraseñas, tokens, identificadores de sesión, direcciones IP ni datos personales innecesarios).</w:t>
+      </w:r>
+    </w:p>
+    <w:p>
+      <w:pPr>
+        <w:pStyle w:val="Heading2"/>
+      </w:pPr>
+      <w:r/>
+      <w:r>
+        <w:t>12. Respaldos y continuidad</w:t>
+      </w:r>
+    </w:p>
+    <w:p>
+      <w:pPr>
+        <w:pStyle w:val="ListBullet"/>
+      </w:pPr>
+      <w:r>
+        <w:t xml:space="preserve">Realice </w:t>
+      </w:r>
+      <w:r>
+        <w:rPr>
+          <w:b/>
+        </w:rPr>
+        <w:t>respaldos periódicos</w:t>
+      </w:r>
+      <w:r>
+        <w:t xml:space="preserve"> de la base de datos.</w:t>
+      </w:r>
+    </w:p>
+    <w:p>
+      <w:pPr>
+        <w:pStyle w:val="ListBullet"/>
+      </w:pPr>
+      <w:r>
+        <w:t xml:space="preserve">Resguarde los </w:t>
+      </w:r>
+      <w:r>
+        <w:rPr>
+          <w:b/>
+        </w:rPr>
+        <w:t>archivos de configuración</w:t>
+      </w:r>
+      <w:r>
+        <w:t xml:space="preserve"> y </w:t>
+      </w:r>
+      <w:r>
+        <w:rPr>
+          <w:b/>
+        </w:rPr>
+        <w:t>certificados</w:t>
+      </w:r>
+      <w:r>
+        <w:t xml:space="preserve"> en un lugar seguro.</w:t>
+      </w:r>
+    </w:p>
+    <w:p>
+      <w:pPr>
+        <w:pStyle w:val="ListBullet"/>
+      </w:pPr>
+      <w:r>
+        <w:t xml:space="preserve">Registre </w:t>
+      </w:r>
+      <w:r>
+        <w:rPr>
+          <w:b/>
+        </w:rPr>
+        <w:t>fecha y responsable</w:t>
+      </w:r>
+      <w:r>
+        <w:t xml:space="preserve"> de cada respaldo.</w:t>
+      </w:r>
+    </w:p>
+    <w:p>
+      <w:pPr>
+        <w:pStyle w:val="ListBullet"/>
+      </w:pPr>
+      <w:r>
+        <w:t xml:space="preserve">Verifique de forma periódica que los respaldos puedan </w:t>
+      </w:r>
+      <w:r>
+        <w:rPr>
+          <w:b/>
+        </w:rPr>
+        <w:t>restaurarse</w:t>
+      </w:r>
+      <w:r>
+        <w:t>.</w:t>
+      </w:r>
+    </w:p>
+    <w:p>
+      <w:r>
+        <w:t>&gt; Un respaldo no probado no es un respaldo confiable: valide ocasionalmente la restauración en un entorno controlado.</w:t>
+      </w:r>
+    </w:p>
+    <w:p>
+      <w:pPr>
+        <w:pStyle w:val="Heading2"/>
+      </w:pPr>
+      <w:r/>
+      <w:r>
+        <w:t>13. Operación y monitoreo</w:t>
+      </w:r>
+    </w:p>
+    <w:p>
+      <w:pPr>
+        <w:pStyle w:val="ListBullet"/>
+      </w:pPr>
+      <w:r>
+        <w:t xml:space="preserve">El sistema mantiene una </w:t>
+      </w:r>
+      <w:r>
+        <w:rPr>
+          <w:b/>
+        </w:rPr>
+        <w:t>bitácora técnica</w:t>
+      </w:r>
+      <w:r>
+        <w:t xml:space="preserve"> de la operación que permite revisar la actividad.</w:t>
+      </w:r>
+    </w:p>
+    <w:p>
+      <w:pPr>
+        <w:pStyle w:val="ListBullet"/>
+      </w:pPr>
+      <w:r>
+        <w:t xml:space="preserve">Supervise que los servicios estén </w:t>
+      </w:r>
+      <w:r>
+        <w:rPr>
+          <w:b/>
+        </w:rPr>
+        <w:t>en ejecución</w:t>
+      </w:r>
+      <w:r>
+        <w:t xml:space="preserve"> y revise los registros ante cualquier incidencia.</w:t>
+      </w:r>
+    </w:p>
+    <w:p>
+      <w:pPr>
+        <w:pStyle w:val="ListBullet"/>
+      </w:pPr>
+      <w:r>
+        <w:t>Ante un comportamiento anómalo, consulte el Manual Técnico (MT-RE-001) o contacte al área de desarrollo/soporte.</w:t>
+      </w:r>
+    </w:p>
+    <w:p>
+      <w:r>
+        <w:t xml:space="preserve">&gt; El detalle técnico de procesos, servicios y registros se documenta en </w:t>
+      </w:r>
+      <w:r>
+        <w:rPr>
+          <w:b/>
+        </w:rPr>
+        <w:t>MT-RE-001 (Manual Técnico)</w:t>
+      </w:r>
+      <w:r>
+        <w:t xml:space="preserve"> y </w:t>
+      </w:r>
+      <w:r>
+        <w:rPr>
+          <w:b/>
+        </w:rPr>
+        <w:t>MI-RE-001 (Instalación/Despliegue)</w:t>
+      </w:r>
+      <w:r>
+        <w:t>.</w:t>
+      </w:r>
+    </w:p>
+    <w:p>
+      <w:pPr>
+        <w:pStyle w:val="Heading2"/>
+      </w:pPr>
+      <w:r/>
+      <w:r>
+        <w:t>14. Lista de verificación del administrador</w:t>
+      </w:r>
+    </w:p>
+    <w:tbl>
+      <w:tblPr>
+        <w:tblStyle w:val="LightGrid-Accent1"/>
+        <w:tblW w:type="auto" w:w="0"/>
+        <w:tblLook w:firstColumn="1" w:firstRow="1" w:lastColumn="0" w:lastRow="0" w:noHBand="0" w:noVBand="1" w:val="04A0"/>
+      </w:tblPr>
+      <w:tblGrid>
+        <w:gridCol w:w="4320"/>
+        <w:gridCol w:w="4320"/>
+      </w:tblGrid>
+      <w:tr>
+        <w:tc>
+          <w:tcPr>
+            <w:tcW w:type="dxa" w:w="4320"/>
+          </w:tcPr>
+          <w:p>
+            <w:r>
+              <w:rPr>
+                <w:b/>
+              </w:rPr>
+            </w:r>
+            <w:r>
+              <w:rPr>
+                <w:b/>
+              </w:rPr>
+              <w:t>Periodicidad</w:t>
+            </w:r>
+          </w:p>
+        </w:tc>
+        <w:tc>
+          <w:tcPr>
+            <w:tcW w:type="dxa" w:w="4320"/>
+          </w:tcPr>
+          <w:p>
+            <w:r>
+              <w:rPr>
+                <w:b/>
+              </w:rPr>
+            </w:r>
+            <w:r>
+              <w:rPr>
+                <w:b/>
+              </w:rPr>
+              <w:t>Tarea</w:t>
+            </w:r>
+          </w:p>
+        </w:tc>
+      </w:tr>
+      <w:tr>
+        <w:tc>
+          <w:tcPr>
+            <w:tcW w:type="dxa" w:w="4320"/>
+          </w:tcPr>
+          <w:p>
+            <w:r/>
+            <w:r>
+              <w:t>Diaria</w:t>
+            </w:r>
+          </w:p>
+        </w:tc>
+        <w:tc>
+          <w:tcPr>
+            <w:tcW w:type="dxa" w:w="4320"/>
+          </w:tcPr>
+          <w:p>
+            <w:r/>
+            <w:r>
+              <w:t>Verificar que el sistema esté operativo y que se envíen los correos.</w:t>
+            </w:r>
+          </w:p>
+        </w:tc>
+      </w:tr>
+      <w:tr>
+        <w:tc>
+          <w:tcPr>
+            <w:tcW w:type="dxa" w:w="4320"/>
+          </w:tcPr>
+          <w:p>
+            <w:r/>
+            <w:r>
+              <w:t>Semanal</w:t>
+            </w:r>
+          </w:p>
+        </w:tc>
+        <w:tc>
+          <w:tcPr>
+            <w:tcW w:type="dxa" w:w="4320"/>
+          </w:tcPr>
+          <w:p>
+            <w:r/>
+            <w:r>
+              <w:t>Revisar usuarios nuevos, bloqueos y cuentas inactivas.</w:t>
+            </w:r>
+          </w:p>
+        </w:tc>
+      </w:tr>
+      <w:tr>
+        <w:tc>
+          <w:tcPr>
+            <w:tcW w:type="dxa" w:w="4320"/>
+          </w:tcPr>
+          <w:p>
+            <w:r/>
+            <w:r>
+              <w:t>Mensual</w:t>
+            </w:r>
+          </w:p>
+        </w:tc>
+        <w:tc>
+          <w:tcPr>
+            <w:tcW w:type="dxa" w:w="4320"/>
+          </w:tcPr>
+          <w:p>
+            <w:r/>
+            <w:r>
+              <w:t>Revisar permisos por rol y accesos; depurar catálogos en desuso (Inactivar).</w:t>
+            </w:r>
+          </w:p>
+        </w:tc>
+      </w:tr>
+      <w:tr>
+        <w:tc>
+          <w:tcPr>
+            <w:tcW w:type="dxa" w:w="4320"/>
+          </w:tcPr>
+          <w:p>
+            <w:r/>
+            <w:r>
+              <w:t>Mensual</w:t>
+            </w:r>
+          </w:p>
+        </w:tc>
+        <w:tc>
+          <w:tcPr>
+            <w:tcW w:type="dxa" w:w="4320"/>
+          </w:tcPr>
+          <w:p>
+            <w:r/>
+            <w:r>
+              <w:t>Verificar respaldos y probar una restauración.</w:t>
+            </w:r>
+          </w:p>
+        </w:tc>
+      </w:tr>
+      <w:tr>
+        <w:tc>
+          <w:tcPr>
+            <w:tcW w:type="dxa" w:w="4320"/>
+          </w:tcPr>
+          <w:p>
+            <w:r/>
+            <w:r>
+              <w:t>Según cambios</w:t>
+            </w:r>
+          </w:p>
+        </w:tc>
+        <w:tc>
+          <w:tcPr>
+            <w:tcW w:type="dxa" w:w="4320"/>
+          </w:tcPr>
+          <w:p>
+            <w:r/>
+            <w:r>
+              <w:t>Actualizar parámetros, módulos y roles personalizados.</w:t>
+            </w:r>
+          </w:p>
+        </w:tc>
+      </w:tr>
     </w:tbl>
     <w:p/>
     <w:p>
@@ -1482,7 +3552,157 @@
       </w:pPr>
       <w:r/>
       <w:r>
-        <w:t>11. Control documental</w:t>
+        <w:t>15. Preguntas o incidencias comunes</w:t>
+      </w:r>
+    </w:p>
+    <w:p>
+      <w:r>
+        <w:rPr>
+          <w:b/>
+        </w:rPr>
+        <w:t>1. No se envían los correos (invitaciones, recuperación, notificaciones)</w:t>
+      </w:r>
+    </w:p>
+    <w:p>
+      <w:r>
+        <w:t xml:space="preserve">*Acción:* revise la </w:t>
+      </w:r>
+      <w:r>
+        <w:rPr>
+          <w:b/>
+        </w:rPr>
+        <w:t>configuración de correo</w:t>
+      </w:r>
+      <w:r>
+        <w:t xml:space="preserve"> (sección 6.2) y confirme que esté completa.</w:t>
+      </w:r>
+    </w:p>
+    <w:p>
+      <w:r>
+        <w:rPr>
+          <w:b/>
+        </w:rPr>
+        <w:t>2. Un usuario no puede entrar y dice estar bloqueado</w:t>
+      </w:r>
+    </w:p>
+    <w:p>
+      <w:r>
+        <w:t xml:space="preserve">*Acción:* verifique en el listado de usuarios; si está bloqueado por intentos fallidos, use </w:t>
+      </w:r>
+      <w:r>
+        <w:rPr>
+          <w:b/>
+        </w:rPr>
+        <w:t>Desbloquear</w:t>
+      </w:r>
+      <w:r>
+        <w:t xml:space="preserve"> (sección 9.2).</w:t>
+      </w:r>
+    </w:p>
+    <w:p>
+      <w:r>
+        <w:rPr>
+          <w:b/>
+        </w:rPr>
+        <w:t>3. Un usuario ve módulos que no debería (o no ve los que necesita)</w:t>
+      </w:r>
+    </w:p>
+    <w:p>
+      <w:r>
+        <w:t xml:space="preserve">*Acción:* revise el </w:t>
+      </w:r>
+      <w:r>
+        <w:rPr>
+          <w:b/>
+        </w:rPr>
+        <w:t>rol</w:t>
+      </w:r>
+      <w:r>
+        <w:t xml:space="preserve"> y la </w:t>
+      </w:r>
+      <w:r>
+        <w:rPr>
+          <w:b/>
+        </w:rPr>
+        <w:t>configuración de permisos</w:t>
+      </w:r>
+      <w:r>
+        <w:t xml:space="preserve"> del usuario (sección 5).</w:t>
+      </w:r>
+    </w:p>
+    <w:p>
+      <w:r>
+        <w:rPr>
+          <w:b/>
+        </w:rPr>
+        <w:t>4. Necesito un perfil que no existe entre los roles base</w:t>
+      </w:r>
+    </w:p>
+    <w:p>
+      <w:r>
+        <w:t xml:space="preserve">*Acción:* cree un </w:t>
+      </w:r>
+      <w:r>
+        <w:rPr>
+          <w:b/>
+        </w:rPr>
+        <w:t>rol personalizado</w:t>
+      </w:r>
+      <w:r>
+        <w:t xml:space="preserve"> y defina sus módulos visibles (sección 5.2).</w:t>
+      </w:r>
+    </w:p>
+    <w:p>
+      <w:r>
+        <w:rPr>
+          <w:b/>
+        </w:rPr>
+        <w:t>5. Eliminé un registro por error</w:t>
+      </w:r>
+    </w:p>
+    <w:p>
+      <w:r>
+        <w:t xml:space="preserve">*Acción:* la eliminación no es recuperable desde la operación normal; contacte al área de desarrollo/soporte lo antes posible. Para evitarlo, prefiera </w:t>
+      </w:r>
+      <w:r>
+        <w:rPr>
+          <w:b/>
+        </w:rPr>
+        <w:t>Inactivar</w:t>
+      </w:r>
+      <w:r>
+        <w:t>.</w:t>
+      </w:r>
+    </w:p>
+    <w:p>
+      <w:r>
+        <w:rPr>
+          <w:b/>
+        </w:rPr>
+        <w:t>6. Quiero activar un módulo opcional contratado</w:t>
+      </w:r>
+    </w:p>
+    <w:p>
+      <w:r>
+        <w:t xml:space="preserve">*Acción:* actívelo desde </w:t>
+      </w:r>
+      <w:r>
+        <w:rPr>
+          <w:b/>
+        </w:rPr>
+        <w:t>Configuración</w:t>
+      </w:r>
+      <w:r>
+        <w:t xml:space="preserve"> (sección 7) y consulte el documento de integración correspondiente.</w:t>
+      </w:r>
+    </w:p>
+    <w:p>
+      <w:pPr>
+        <w:pStyle w:val="Heading2"/>
+      </w:pPr>
+      <w:r/>
+      <w:r>
+        <w:t>16. Control documental</w:t>
       </w:r>
     </w:p>
     <w:tbl>
@@ -1679,6 +3899,25 @@
       </w:tr>
     </w:tbl>
     <w:p/>
+    <w:p>
+      <w:r>
+        <w:rPr>
+          <w:b/>
+        </w:rPr>
+        <w:t>Documentos relacionados:</w:t>
+      </w:r>
+      <w:r>
+        <w:t xml:space="preserve"> DF-RE-001 (Funcional), MU-RE-001 (Manual de Usuario), MT-RE-001 (Técnico), MI-RE-001 (Instalación).</w:t>
+      </w:r>
+    </w:p>
+    <w:p>
+      <w:r>
+        <w:rPr>
+          <w:b/>
+        </w:rPr>
+        <w:t>Fin del documento.</w:t>
+      </w:r>
+    </w:p>
     <w:sectPr>
       <w:pgSz w:w="12240" w:h="15840"/>
       <w:pgMar w:top="1440" w:right="1800" w:bottom="1440" w:left="1800" w:header="720" w:footer="720" w:gutter="0"/>

--- a/documentacion/word/RecepcionElectronica/MA-RE-001-Administracion.docx
+++ b/documentacion/word/RecepcionElectronica/MA-RE-001-Administracion.docx
@@ -1030,7 +1030,18 @@
           <w:rFonts w:ascii="Consolas" w:hAnsi="Consolas"/>
           <w:color w:val="C7254E"/>
         </w:rPr>
-        <w:t>[Foto: flujo de configuración inicial — Ilustración 1]</w:t>
+        <w:t>[Foto: flujo de configuración inicial]</w:t>
+      </w:r>
+    </w:p>
+    <w:p>
+      <w:r>
+        <w:rPr>
+          <w:b/>
+        </w:rPr>
+        <w:t>Ilustración 1.</w:t>
+      </w:r>
+      <w:r>
+        <w:t xml:space="preserve"> Flujo de configuración inicial</w:t>
       </w:r>
     </w:p>
     <w:tbl>
@@ -1591,6 +1602,193 @@
       </w:r>
     </w:p>
     <w:p>
+      <w:r>
+        <w:rPr>
+          <w:b/>
+        </w:rPr>
+        <w:t>Roles asociados a módulos opcionales comunes:</w:t>
+      </w:r>
+    </w:p>
+    <w:tbl>
+      <w:tblPr>
+        <w:tblStyle w:val="LightGrid-Accent1"/>
+        <w:tblW w:type="auto" w:w="0"/>
+        <w:tblLook w:firstColumn="1" w:firstRow="1" w:lastColumn="0" w:lastRow="0" w:noHBand="0" w:noVBand="1" w:val="04A0"/>
+      </w:tblPr>
+      <w:tblGrid>
+        <w:gridCol w:w="2880"/>
+        <w:gridCol w:w="2880"/>
+        <w:gridCol w:w="2880"/>
+      </w:tblGrid>
+      <w:tr>
+        <w:tc>
+          <w:tcPr>
+            <w:tcW w:type="dxa" w:w="2880"/>
+          </w:tcPr>
+          <w:p>
+            <w:r>
+              <w:rPr>
+                <w:b/>
+              </w:rPr>
+            </w:r>
+            <w:r>
+              <w:rPr>
+                <w:b/>
+              </w:rPr>
+              <w:t>Rol</w:t>
+            </w:r>
+          </w:p>
+        </w:tc>
+        <w:tc>
+          <w:tcPr>
+            <w:tcW w:type="dxa" w:w="2880"/>
+          </w:tcPr>
+          <w:p>
+            <w:r>
+              <w:rPr>
+                <w:b/>
+              </w:rPr>
+            </w:r>
+            <w:r>
+              <w:rPr>
+                <w:b/>
+              </w:rPr>
+              <w:t>Uso</w:t>
+            </w:r>
+          </w:p>
+        </w:tc>
+        <w:tc>
+          <w:tcPr>
+            <w:tcW w:type="dxa" w:w="2880"/>
+          </w:tcPr>
+          <w:p>
+            <w:r>
+              <w:rPr>
+                <w:b/>
+              </w:rPr>
+            </w:r>
+            <w:r>
+              <w:rPr>
+                <w:b/>
+              </w:rPr>
+              <w:t>Condición</w:t>
+            </w:r>
+          </w:p>
+        </w:tc>
+      </w:tr>
+      <w:tr>
+        <w:tc>
+          <w:tcPr>
+            <w:tcW w:type="dxa" w:w="2880"/>
+          </w:tcPr>
+          <w:p>
+            <w:r/>
+            <w:r>
+              <w:t>11</w:t>
+            </w:r>
+          </w:p>
+        </w:tc>
+        <w:tc>
+          <w:tcPr>
+            <w:tcW w:type="dxa" w:w="2880"/>
+          </w:tcPr>
+          <w:p>
+            <w:r/>
+            <w:r>
+              <w:t>Portal Contratistas</w:t>
+            </w:r>
+          </w:p>
+        </w:tc>
+        <w:tc>
+          <w:tcPr>
+            <w:tcW w:type="dxa" w:w="2880"/>
+          </w:tcPr>
+          <w:p>
+            <w:r/>
+            <w:r>
+              <w:t>Visible cuando el módulo de Contratistas está habilitado.</w:t>
+            </w:r>
+          </w:p>
+        </w:tc>
+      </w:tr>
+      <w:tr>
+        <w:tc>
+          <w:tcPr>
+            <w:tcW w:type="dxa" w:w="2880"/>
+          </w:tcPr>
+          <w:p>
+            <w:r/>
+            <w:r>
+              <w:t>12</w:t>
+            </w:r>
+          </w:p>
+        </w:tc>
+        <w:tc>
+          <w:tcPr>
+            <w:tcW w:type="dxa" w:w="2880"/>
+          </w:tcPr>
+          <w:p>
+            <w:r/>
+            <w:r>
+              <w:t>Registro Campo</w:t>
+            </w:r>
+          </w:p>
+        </w:tc>
+        <w:tc>
+          <w:tcPr>
+            <w:tcW w:type="dxa" w:w="2880"/>
+          </w:tcPr>
+          <w:p>
+            <w:r/>
+            <w:r>
+              <w:t>Visible cuando Registro Campo está habilitado.</w:t>
+            </w:r>
+          </w:p>
+        </w:tc>
+      </w:tr>
+      <w:tr>
+        <w:tc>
+          <w:tcPr>
+            <w:tcW w:type="dxa" w:w="2880"/>
+          </w:tcPr>
+          <w:p>
+            <w:r/>
+            <w:r>
+              <w:t>13</w:t>
+            </w:r>
+          </w:p>
+        </w:tc>
+        <w:tc>
+          <w:tcPr>
+            <w:tcW w:type="dxa" w:w="2880"/>
+          </w:tcPr>
+          <w:p>
+            <w:r/>
+            <w:r>
+              <w:t>Tablet / QR</w:t>
+            </w:r>
+          </w:p>
+        </w:tc>
+        <w:tc>
+          <w:tcPr>
+            <w:tcW w:type="dxa" w:w="2880"/>
+          </w:tcPr>
+          <w:p>
+            <w:r/>
+            <w:r>
+              <w:t>Su visibilidad puede depender de la configuración de integración y permisos.</w:t>
+            </w:r>
+          </w:p>
+        </w:tc>
+      </w:tr>
+    </w:tbl>
+    <w:p/>
+    <w:p>
+      <w:r>
+        <w:t>&gt; Si un módulo opcional se desactiva, sus roles, pantallas o accesos pueden quedar ocultos aunque el usuario conserve el rol en su cuenta.</w:t>
+      </w:r>
+    </w:p>
+    <w:p>
       <w:pPr>
         <w:pStyle w:val="Heading2"/>
       </w:pPr>
@@ -1757,7 +1955,18 @@
           <w:rFonts w:ascii="Consolas" w:hAnsi="Consolas"/>
           <w:color w:val="C7254E"/>
         </w:rPr>
-        <w:t>[Foto: creación de rol personalizado — Ilustración 4]</w:t>
+        <w:t>[Foto: creación de rol personalizado]</w:t>
+      </w:r>
+    </w:p>
+    <w:p>
+      <w:r>
+        <w:rPr>
+          <w:b/>
+        </w:rPr>
+        <w:t>Ilustración 4.</w:t>
+      </w:r>
+      <w:r>
+        <w:t xml:space="preserve"> Creación de rol personalizado</w:t>
       </w:r>
     </w:p>
     <w:p>
@@ -1831,6 +2040,46 @@
       </w:r>
       <w:r>
         <w:t>. El rol queda disponible para asignarse a usuarios.</w:t>
+      </w:r>
+    </w:p>
+    <w:p>
+      <w:r>
+        <w:rPr>
+          <w:b/>
+        </w:rPr>
+        <w:t>Reglas de administración de roles personalizados:</w:t>
+      </w:r>
+    </w:p>
+    <w:p>
+      <w:pPr>
+        <w:pStyle w:val="ListBullet"/>
+      </w:pPr>
+      <w:r>
+        <w:t>Use nombres claros, asociados a una función real del cliente.</w:t>
+      </w:r>
+    </w:p>
+    <w:p>
+      <w:pPr>
+        <w:pStyle w:val="ListBullet"/>
+      </w:pPr>
+      <w:r>
+        <w:t>Revise que el rol no otorgue más módulos de los necesarios.</w:t>
+      </w:r>
+    </w:p>
+    <w:p>
+      <w:pPr>
+        <w:pStyle w:val="ListBullet"/>
+      </w:pPr>
+      <w:r>
+        <w:t>Antes de eliminar un rol personalizado, verifique que no esté asignado a usuarios activos.</w:t>
+      </w:r>
+    </w:p>
+    <w:p>
+      <w:pPr>
+        <w:pStyle w:val="ListBullet"/>
+      </w:pPr>
+      <w:r>
+        <w:t>Si el rol depende de una integración opcional, confirme que dicha integración esté habilitada.</w:t>
       </w:r>
     </w:p>
     <w:p>
@@ -1862,7 +2111,18 @@
           <w:rFonts w:ascii="Consolas" w:hAnsi="Consolas"/>
           <w:color w:val="C7254E"/>
         </w:rPr>
-        <w:t>[Foto: configuración general — Ilustración 2]</w:t>
+        <w:t>[Foto: configuración general]</w:t>
+      </w:r>
+    </w:p>
+    <w:p>
+      <w:r>
+        <w:rPr>
+          <w:b/>
+        </w:rPr>
+        <w:t>Ilustración 2.</w:t>
+      </w:r>
+      <w:r>
+        <w:t xml:space="preserve"> Configuración general</w:t>
       </w:r>
     </w:p>
     <w:p>
@@ -1954,6 +2214,30 @@
           <w:p>
             <w:r/>
             <w:r>
+              <w:t>Logo general</w:t>
+            </w:r>
+          </w:p>
+        </w:tc>
+        <w:tc>
+          <w:tcPr>
+            <w:tcW w:type="dxa" w:w="4320"/>
+          </w:tcPr>
+          <w:p>
+            <w:r/>
+            <w:r>
+              <w:t>Imagen usada en la pantalla de acceso y comunicaciones donde aplique.</w:t>
+            </w:r>
+          </w:p>
+        </w:tc>
+      </w:tr>
+      <w:tr>
+        <w:tc>
+          <w:tcPr>
+            <w:tcW w:type="dxa" w:w="4320"/>
+          </w:tcPr>
+          <w:p>
+            <w:r/>
+            <w:r>
               <w:t>Tema visual</w:t>
             </w:r>
           </w:p>
@@ -2025,7 +2309,66 @@
           <w:rFonts w:ascii="Consolas" w:hAnsi="Consolas"/>
           <w:color w:val="C7254E"/>
         </w:rPr>
-        <w:t>[Foto: configuración de correo — Ilustración 5]</w:t>
+        <w:t>[Foto: configuración de correo]</w:t>
+      </w:r>
+    </w:p>
+    <w:p>
+      <w:r>
+        <w:rPr>
+          <w:b/>
+        </w:rPr>
+        <w:t>Ilustración 5.</w:t>
+      </w:r>
+      <w:r>
+        <w:t xml:space="preserve"> Configuración de correo</w:t>
+      </w:r>
+    </w:p>
+    <w:p>
+      <w:r>
+        <w:rPr>
+          <w:b/>
+        </w:rPr>
+        <w:t>Elementos validados por el administrador:</w:t>
+      </w:r>
+    </w:p>
+    <w:p>
+      <w:pPr>
+        <w:pStyle w:val="ListBullet"/>
+      </w:pPr>
+      <w:r>
+        <w:t>Cuenta o cuentas de correo configuradas.</w:t>
+      </w:r>
+    </w:p>
+    <w:p>
+      <w:pPr>
+        <w:pStyle w:val="ListBullet"/>
+      </w:pPr>
+      <w:r>
+        <w:t>Cuenta asignada al flujo de visitantes.</w:t>
+      </w:r>
+    </w:p>
+    <w:p>
+      <w:pPr>
+        <w:pStyle w:val="ListBullet"/>
+      </w:pPr>
+      <w:r>
+        <w:t>Asunto y plantilla del correo de visitantes.</w:t>
+      </w:r>
+    </w:p>
+    <w:p>
+      <w:pPr>
+        <w:pStyle w:val="ListBullet"/>
+      </w:pPr>
+      <w:r>
+        <w:t>Logo o imagen que se incluirá en las comunicaciones, cuando aplique.</w:t>
+      </w:r>
+    </w:p>
+    <w:p>
+      <w:pPr>
+        <w:pStyle w:val="ListBullet"/>
+      </w:pPr>
+      <w:r>
+        <w:t>Pruebas de envío después de modificar credenciales o plantillas.</w:t>
       </w:r>
     </w:p>
     <w:p>
@@ -2215,26 +2558,11 @@
       </w:r>
     </w:p>
     <w:p>
-      <w:pPr>
-        <w:pStyle w:val="Heading2"/>
-      </w:pPr>
-      <w:r/>
-      <w:r>
-        <w:t>7. Activación de módulos opcionales</w:t>
-      </w:r>
-    </w:p>
-    <w:p>
-      <w:r>
-        <w:t xml:space="preserve">El sistema base puede ampliarse con </w:t>
-      </w:r>
       <w:r>
         <w:rPr>
           <w:b/>
         </w:rPr>
-        <w:t>módulos opcionales</w:t>
-      </w:r>
-      <w:r>
-        <w:t xml:space="preserve"> (integraciones). Su activación se controla mediante:</w:t>
+        <w:t>Buenas prácticas:</w:t>
       </w:r>
     </w:p>
     <w:p>
@@ -2242,6 +2570,61 @@
         <w:pStyle w:val="ListBullet"/>
       </w:pPr>
       <w:r>
+        <w:t>Active solo documentos realmente necesarios para la operación.</w:t>
+      </w:r>
+    </w:p>
+    <w:p>
+      <w:pPr>
+        <w:pStyle w:val="ListBullet"/>
+      </w:pPr>
+      <w:r>
+        <w:t>Separe documentos obligatorios y opcionales según el riesgo del sitio.</w:t>
+      </w:r>
+    </w:p>
+    <w:p>
+      <w:pPr>
+        <w:pStyle w:val="ListBullet"/>
+      </w:pPr>
+      <w:r>
+        <w:t>Revise periódicamente los documentos personalizados para evitar requisitos obsoletos.</w:t>
+      </w:r>
+    </w:p>
+    <w:p>
+      <w:pPr>
+        <w:pStyle w:val="ListBullet"/>
+      </w:pPr>
+      <w:r>
+        <w:t>Cuando use módulos de contratistas o visitantes avanzado, valide la configuración documental en el documento de integración correspondiente.</w:t>
+      </w:r>
+    </w:p>
+    <w:p>
+      <w:pPr>
+        <w:pStyle w:val="Heading2"/>
+      </w:pPr>
+      <w:r/>
+      <w:r>
+        <w:t>7. Activación de módulos opcionales</w:t>
+      </w:r>
+    </w:p>
+    <w:p>
+      <w:r>
+        <w:t xml:space="preserve">El sistema base puede ampliarse con </w:t>
+      </w:r>
+      <w:r>
+        <w:rPr>
+          <w:b/>
+        </w:rPr>
+        <w:t>módulos opcionales</w:t>
+      </w:r>
+      <w:r>
+        <w:t xml:space="preserve"> (integraciones). Su activación se controla mediante:</w:t>
+      </w:r>
+    </w:p>
+    <w:p>
+      <w:pPr>
+        <w:pStyle w:val="ListBullet"/>
+      </w:pPr>
+      <w:r>
         <w:rPr>
           <w:b/>
         </w:rPr>
@@ -2293,7 +2676,18 @@
           <w:rFonts w:ascii="Consolas" w:hAnsi="Consolas"/>
           <w:color w:val="C7254E"/>
         </w:rPr>
-        <w:t>[Foto: activación de módulos — Ilustración 6]</w:t>
+        <w:t>[Foto: activación de módulos]</w:t>
+      </w:r>
+    </w:p>
+    <w:p>
+      <w:r>
+        <w:rPr>
+          <w:b/>
+        </w:rPr>
+        <w:t>Ilustración 6.</w:t>
+      </w:r>
+      <w:r>
+        <w:t xml:space="preserve"> Activación de módulos</w:t>
       </w:r>
     </w:p>
     <w:tbl>
@@ -2396,6 +2790,256 @@
     <w:p/>
     <w:p>
       <w:r>
+        <w:rPr>
+          <w:b/>
+        </w:rPr>
+        <w:t>Módulos opcionales administrables desde Configuración:</w:t>
+      </w:r>
+    </w:p>
+    <w:tbl>
+      <w:tblPr>
+        <w:tblStyle w:val="LightGrid-Accent1"/>
+        <w:tblW w:type="auto" w:w="0"/>
+        <w:tblLook w:firstColumn="1" w:firstRow="1" w:lastColumn="0" w:lastRow="0" w:noHBand="0" w:noVBand="1" w:val="04A0"/>
+      </w:tblPr>
+      <w:tblGrid>
+        <w:gridCol w:w="4320"/>
+        <w:gridCol w:w="4320"/>
+      </w:tblGrid>
+      <w:tr>
+        <w:tc>
+          <w:tcPr>
+            <w:tcW w:type="dxa" w:w="4320"/>
+          </w:tcPr>
+          <w:p>
+            <w:r>
+              <w:rPr>
+                <w:b/>
+              </w:rPr>
+            </w:r>
+            <w:r>
+              <w:rPr>
+                <w:b/>
+              </w:rPr>
+              <w:t>Módulo</w:t>
+            </w:r>
+          </w:p>
+        </w:tc>
+        <w:tc>
+          <w:tcPr>
+            <w:tcW w:type="dxa" w:w="4320"/>
+          </w:tcPr>
+          <w:p>
+            <w:r>
+              <w:rPr>
+                <w:b/>
+              </w:rPr>
+            </w:r>
+            <w:r>
+              <w:rPr>
+                <w:b/>
+              </w:rPr>
+              <w:t>Efecto administrativo</w:t>
+            </w:r>
+          </w:p>
+        </w:tc>
+      </w:tr>
+      <w:tr>
+        <w:tc>
+          <w:tcPr>
+            <w:tcW w:type="dxa" w:w="4320"/>
+          </w:tcPr>
+          <w:p>
+            <w:r/>
+            <w:r>
+              <w:t>Visitantes Avanzado</w:t>
+            </w:r>
+          </w:p>
+        </w:tc>
+        <w:tc>
+          <w:tcPr>
+            <w:tcW w:type="dxa" w:w="4320"/>
+          </w:tcPr>
+          <w:p>
+            <w:r/>
+            <w:r>
+              <w:t>Habilita campos/documentos adicionales de visitantes.</w:t>
+            </w:r>
+          </w:p>
+        </w:tc>
+      </w:tr>
+      <w:tr>
+        <w:tc>
+          <w:tcPr>
+            <w:tcW w:type="dxa" w:w="4320"/>
+          </w:tcPr>
+          <w:p>
+            <w:r/>
+            <w:r>
+              <w:t>Vehículo de visitantes</w:t>
+            </w:r>
+          </w:p>
+        </w:tc>
+        <w:tc>
+          <w:tcPr>
+            <w:tcW w:type="dxa" w:w="4320"/>
+          </w:tcPr>
+          <w:p>
+            <w:r/>
+            <w:r>
+              <w:t>Permite capturar datos de vehículo cuando Visitantes Avanzado está activo.</w:t>
+            </w:r>
+          </w:p>
+        </w:tc>
+      </w:tr>
+      <w:tr>
+        <w:tc>
+          <w:tcPr>
+            <w:tcW w:type="dxa" w:w="4320"/>
+          </w:tcPr>
+          <w:p>
+            <w:r/>
+            <w:r>
+              <w:t>Contratistas</w:t>
+            </w:r>
+          </w:p>
+        </w:tc>
+        <w:tc>
+          <w:tcPr>
+            <w:tcW w:type="dxa" w:w="4320"/>
+          </w:tcPr>
+          <w:p>
+            <w:r/>
+            <w:r>
+              <w:t>Habilita alta de contratistas, portal y solicitudes asociadas.</w:t>
+            </w:r>
+          </w:p>
+        </w:tc>
+      </w:tr>
+      <w:tr>
+        <w:tc>
+          <w:tcPr>
+            <w:tcW w:type="dxa" w:w="4320"/>
+          </w:tcPr>
+          <w:p>
+            <w:r/>
+            <w:r>
+              <w:t>Registro Campo</w:t>
+            </w:r>
+          </w:p>
+        </w:tc>
+        <w:tc>
+          <w:tcPr>
+            <w:tcW w:type="dxa" w:w="4320"/>
+          </w:tcPr>
+          <w:p>
+            <w:r/>
+            <w:r>
+              <w:t>Habilita la operación de registros de campo y su rol asociado.</w:t>
+            </w:r>
+          </w:p>
+        </w:tc>
+      </w:tr>
+      <w:tr>
+        <w:tc>
+          <w:tcPr>
+            <w:tcW w:type="dxa" w:w="4320"/>
+          </w:tcPr>
+          <w:p>
+            <w:r/>
+            <w:r>
+              <w:t>Capacitaciones</w:t>
+            </w:r>
+          </w:p>
+        </w:tc>
+        <w:tc>
+          <w:tcPr>
+            <w:tcW w:type="dxa" w:w="4320"/>
+          </w:tcPr>
+          <w:p>
+            <w:r/>
+            <w:r>
+              <w:t>Habilita la gestión y publicación de capacitaciones.</w:t>
+            </w:r>
+          </w:p>
+        </w:tc>
+      </w:tr>
+      <w:tr>
+        <w:tc>
+          <w:tcPr>
+            <w:tcW w:type="dxa" w:w="4320"/>
+          </w:tcPr>
+          <w:p>
+            <w:r/>
+            <w:r>
+              <w:t>Hikvision / biometría</w:t>
+            </w:r>
+          </w:p>
+        </w:tc>
+        <w:tc>
+          <w:tcPr>
+            <w:tcW w:type="dxa" w:w="4320"/>
+          </w:tcPr>
+          <w:p>
+            <w:r/>
+            <w:r>
+              <w:t>Habilita pantallas y flujos de dispositivos Hikvision, según integración.</w:t>
+            </w:r>
+          </w:p>
+        </w:tc>
+      </w:tr>
+      <w:tr>
+        <w:tc>
+          <w:tcPr>
+            <w:tcW w:type="dxa" w:w="4320"/>
+          </w:tcPr>
+          <w:p>
+            <w:r/>
+            <w:r>
+              <w:t>BioStar</w:t>
+            </w:r>
+          </w:p>
+        </w:tc>
+        <w:tc>
+          <w:tcPr>
+            <w:tcW w:type="dxa" w:w="4320"/>
+          </w:tcPr>
+          <w:p>
+            <w:r/>
+            <w:r>
+              <w:t>Habilita conexión, dispositivos, puertas, grupos y permisos BioStar.</w:t>
+            </w:r>
+          </w:p>
+        </w:tc>
+      </w:tr>
+      <w:tr>
+        <w:tc>
+          <w:tcPr>
+            <w:tcW w:type="dxa" w:w="4320"/>
+          </w:tcPr>
+          <w:p>
+            <w:r/>
+            <w:r>
+              <w:t>Cámaras</w:t>
+            </w:r>
+          </w:p>
+        </w:tc>
+        <w:tc>
+          <w:tcPr>
+            <w:tcW w:type="dxa" w:w="4320"/>
+          </w:tcPr>
+          <w:p>
+            <w:r/>
+            <w:r>
+              <w:t>Habilita administración de cámaras y evidencias asociadas.</w:t>
+            </w:r>
+          </w:p>
+        </w:tc>
+      </w:tr>
+    </w:tbl>
+    <w:p/>
+    <w:p>
+      <w:r>
         <w:t xml:space="preserve">&gt; Cada módulo opcional cuenta con su </w:t>
       </w:r>
       <w:r>
@@ -2454,7 +3098,18 @@
           <w:rFonts w:ascii="Consolas" w:hAnsi="Consolas"/>
           <w:color w:val="C7254E"/>
         </w:rPr>
-        <w:t>[Foto: administración de catálogos — Ilustración 7]</w:t>
+        <w:t>[Foto: administración de catálogos]</w:t>
+      </w:r>
+    </w:p>
+    <w:p>
+      <w:r>
+        <w:rPr>
+          <w:b/>
+        </w:rPr>
+        <w:t>Ilustración 7.</w:t>
+      </w:r>
+      <w:r>
+        <w:t xml:space="preserve"> Administración de catálogos</w:t>
       </w:r>
     </w:p>
     <w:p>
@@ -2501,6 +3156,46 @@
       </w:r>
       <w:r>
         <w:t>. Inactivar lo retira de las nuevas capturas sin afectar la información que ya lo referencia. Eliminar puede no ser recuperable desde la operación normal.</w:t>
+      </w:r>
+    </w:p>
+    <w:p>
+      <w:r>
+        <w:rPr>
+          <w:b/>
+        </w:rPr>
+        <w:t>Criterios de administración:</w:t>
+      </w:r>
+    </w:p>
+    <w:p>
+      <w:pPr>
+        <w:pStyle w:val="ListBullet"/>
+      </w:pPr>
+      <w:r>
+        <w:t>Mantenga nombres claros y únicos para evitar errores de selección.</w:t>
+      </w:r>
+    </w:p>
+    <w:p>
+      <w:pPr>
+        <w:pStyle w:val="ListBullet"/>
+      </w:pPr>
+      <w:r>
+        <w:t>Revise empresas, accesos y pisos antes de iniciar operación en un nuevo sitio.</w:t>
+      </w:r>
+    </w:p>
+    <w:p>
+      <w:pPr>
+        <w:pStyle w:val="ListBullet"/>
+      </w:pPr>
+      <w:r>
+        <w:t>Inactive catálogos que ya no se usen, en vez de eliminarlos.</w:t>
+      </w:r>
+    </w:p>
+    <w:p>
+      <w:pPr>
+        <w:pStyle w:val="ListBullet"/>
+      </w:pPr>
+      <w:r>
+        <w:t>Documente cambios relevantes cuando afecten accesos, reportes o asignaciones.</w:t>
       </w:r>
     </w:p>
     <w:p>
@@ -2518,7 +3213,18 @@
           <w:rFonts w:ascii="Consolas" w:hAnsi="Consolas"/>
           <w:color w:val="C7254E"/>
         </w:rPr>
-        <w:t>[Foto: gestión de usuarios — desbloqueo — Ilustración 8]</w:t>
+        <w:t>[Foto: gestión de usuarios — desbloqueo]</w:t>
+      </w:r>
+    </w:p>
+    <w:p>
+      <w:r>
+        <w:rPr>
+          <w:b/>
+        </w:rPr>
+        <w:t>Ilustración 8.</w:t>
+      </w:r>
+      <w:r>
+        <w:t xml:space="preserve"> Gestión de usuarios (desbloqueo)</w:t>
       </w:r>
     </w:p>
     <w:p>
@@ -2589,6 +3295,22 @@
       </w:r>
       <w:r>
         <w:t>, puede cambiar el rol y los permisos; el cambio surte efecto de inmediato.</w:t>
+      </w:r>
+    </w:p>
+    <w:p>
+      <w:pPr>
+        <w:pStyle w:val="ListBullet"/>
+      </w:pPr>
+      <w:r>
+        <w:t>Verifique que la empresa, accesos y datos de contacto correspondan a la operación real del usuario.</w:t>
+      </w:r>
+    </w:p>
+    <w:p>
+      <w:pPr>
+        <w:pStyle w:val="ListBullet"/>
+      </w:pPr>
+      <w:r>
+        <w:t>Si el usuario operará tablet, kiosco, QR o módulos opcionales, valide que el rol y el módulo estén habilitados.</w:t>
       </w:r>
     </w:p>
     <w:p>
@@ -2853,6 +3575,20 @@
       </w:r>
       <w:r>
         <w:t xml:space="preserve"> para registrar varios a la vez.</w:t>
+      </w:r>
+    </w:p>
+    <w:p>
+      <w:pPr>
+        <w:pStyle w:val="ListBullet"/>
+      </w:pPr>
+      <w:r>
+        <w:rPr>
+          <w:b/>
+        </w:rPr>
+        <w:t>Directorio:</w:t>
+      </w:r>
+      <w:r>
+        <w:t xml:space="preserve"> valide que los empleados activos tengan datos completos de contacto, área y ubicación, ya que esta información se consulta desde recepción.</w:t>
       </w:r>
     </w:p>
     <w:p>
@@ -3190,13 +3926,13 @@
         <w:t>Importante:</w:t>
       </w:r>
       <w:r>
-        <w:t xml:space="preserve"> Las evidencias, capturas y reportes que se compartan </w:t>
+        <w:t xml:space="preserve"> Las evidencias, capturas y reportes compartidos </w:t>
       </w:r>
       <w:r>
         <w:rPr>
           <w:b/>
         </w:rPr>
-        <w:t>no deben exponer</w:t>
+        <w:t>no exponen</w:t>
       </w:r>
       <w:r>
         <w:t xml:space="preserve"> datos sensibles (contraseñas, tokens, identificadores de sesión, direcciones IP ni datos personales innecesarios).</w:t>

--- a/documentacion/word/RecepcionElectronica/MA-RE-001-Administracion.docx
+++ b/documentacion/word/RecepcionElectronica/MA-RE-001-Administracion.docx
@@ -6,8 +6,10 @@
       <w:pPr>
         <w:pStyle w:val="Heading1"/>
       </w:pPr>
-      <w:r/>
-      <w:r>
+      <w:r>
+        <w:rPr>
+          <w:color w:val="1F4E79"/>
+        </w:rPr>
         <w:t>Manual de Administración</w:t>
       </w:r>
     </w:p>
@@ -15,8 +17,10 @@
       <w:pPr>
         <w:pStyle w:val="Heading2"/>
       </w:pPr>
-      <w:r/>
-      <w:r>
+      <w:r>
+        <w:rPr>
+          <w:color w:val="1F4E79"/>
+        </w:rPr>
         <w:t>Recepción Electrónica (RE) — Base</w:t>
       </w:r>
     </w:p>
@@ -44,11 +48,13 @@
             <w:r>
               <w:rPr>
                 <w:b/>
+                <w:color w:val="1F4E79"/>
               </w:rPr>
             </w:r>
             <w:r>
               <w:rPr>
                 <w:b/>
+                <w:color w:val="1F4E79"/>
               </w:rPr>
               <w:t>Campo</w:t>
             </w:r>
@@ -62,11 +68,13 @@
             <w:r>
               <w:rPr>
                 <w:b/>
+                <w:color w:val="1F4E79"/>
               </w:rPr>
             </w:r>
             <w:r>
               <w:rPr>
                 <w:b/>
+                <w:color w:val="1F4E79"/>
               </w:rPr>
               <w:t>Descripción</w:t>
             </w:r>
@@ -271,8 +279,10 @@
       <w:pPr>
         <w:pStyle w:val="Heading2"/>
       </w:pPr>
-      <w:r/>
-      <w:r>
+      <w:r>
+        <w:rPr>
+          <w:color w:val="1F4E79"/>
+        </w:rPr>
         <w:t>Control de versiones</w:t>
       </w:r>
     </w:p>
@@ -297,11 +307,13 @@
             <w:r>
               <w:rPr>
                 <w:b/>
+                <w:color w:val="1F4E79"/>
               </w:rPr>
             </w:r>
             <w:r>
               <w:rPr>
                 <w:b/>
+                <w:color w:val="1F4E79"/>
               </w:rPr>
               <w:t>Versión</w:t>
             </w:r>
@@ -315,11 +327,13 @@
             <w:r>
               <w:rPr>
                 <w:b/>
+                <w:color w:val="1F4E79"/>
               </w:rPr>
             </w:r>
             <w:r>
               <w:rPr>
                 <w:b/>
+                <w:color w:val="1F4E79"/>
               </w:rPr>
               <w:t>Fecha</w:t>
             </w:r>
@@ -333,11 +347,13 @@
             <w:r>
               <w:rPr>
                 <w:b/>
+                <w:color w:val="1F4E79"/>
               </w:rPr>
             </w:r>
             <w:r>
               <w:rPr>
                 <w:b/>
+                <w:color w:val="1F4E79"/>
               </w:rPr>
               <w:t>Autor</w:t>
             </w:r>
@@ -351,11 +367,13 @@
             <w:r>
               <w:rPr>
                 <w:b/>
+                <w:color w:val="1F4E79"/>
               </w:rPr>
             </w:r>
             <w:r>
               <w:rPr>
                 <w:b/>
+                <w:color w:val="1F4E79"/>
               </w:rPr>
               <w:t>Descripción</w:t>
             </w:r>
@@ -414,8 +432,10 @@
       <w:pPr>
         <w:pStyle w:val="Heading2"/>
       </w:pPr>
-      <w:r/>
-      <w:r>
+      <w:r>
+        <w:rPr>
+          <w:color w:val="1F4E79"/>
+        </w:rPr>
         <w:t>Contenido</w:t>
       </w:r>
     </w:p>
@@ -623,8 +643,10 @@
       <w:pPr>
         <w:pStyle w:val="Heading2"/>
       </w:pPr>
-      <w:r/>
-      <w:r>
+      <w:r>
+        <w:rPr>
+          <w:color w:val="1F4E79"/>
+        </w:rPr>
         <w:t>Contenido de imágenes</w:t>
       </w:r>
     </w:p>
@@ -696,8 +718,10 @@
       <w:pPr>
         <w:pStyle w:val="Heading2"/>
       </w:pPr>
-      <w:r/>
-      <w:r>
+      <w:r>
+        <w:rPr>
+          <w:color w:val="1F4E79"/>
+        </w:rPr>
         <w:t>1. Introducción</w:t>
       </w:r>
     </w:p>
@@ -802,8 +826,10 @@
       <w:pPr>
         <w:pStyle w:val="Heading2"/>
       </w:pPr>
-      <w:r/>
-      <w:r>
+      <w:r>
+        <w:rPr>
+          <w:color w:val="1F4E79"/>
+        </w:rPr>
         <w:t>2. Perfil y responsabilidades del administrador</w:t>
       </w:r>
     </w:p>
@@ -960,8 +986,10 @@
       <w:pPr>
         <w:pStyle w:val="Heading2"/>
       </w:pPr>
-      <w:r/>
-      <w:r>
+      <w:r>
+        <w:rPr>
+          <w:color w:val="1F4E79"/>
+        </w:rPr>
         <w:t>3. Configuración inicial (primer arranque)</w:t>
       </w:r>
     </w:p>
@@ -1028,7 +1056,6 @@
       <w:r>
         <w:rPr>
           <w:rFonts w:ascii="Consolas" w:hAnsi="Consolas"/>
-          <w:color w:val="C7254E"/>
         </w:rPr>
         <w:t>[Foto: flujo de configuración inicial]</w:t>
       </w:r>
@@ -1064,11 +1091,13 @@
             <w:r>
               <w:rPr>
                 <w:b/>
+                <w:color w:val="1F4E79"/>
               </w:rPr>
             </w:r>
             <w:r>
               <w:rPr>
                 <w:b/>
+                <w:color w:val="1F4E79"/>
               </w:rPr>
               <w:t>Paso</w:t>
             </w:r>
@@ -1082,11 +1111,13 @@
             <w:r>
               <w:rPr>
                 <w:b/>
+                <w:color w:val="1F4E79"/>
               </w:rPr>
             </w:r>
             <w:r>
               <w:rPr>
                 <w:b/>
+                <w:color w:val="1F4E79"/>
               </w:rPr>
               <w:t>Acción</w:t>
             </w:r>
@@ -1100,11 +1131,13 @@
             <w:r>
               <w:rPr>
                 <w:b/>
+                <w:color w:val="1F4E79"/>
               </w:rPr>
             </w:r>
             <w:r>
               <w:rPr>
                 <w:b/>
+                <w:color w:val="1F4E79"/>
               </w:rPr>
               <w:t>Resultado</w:t>
             </w:r>
@@ -1246,9 +1279,9 @@
     </w:tbl>
     <w:p/>
     <w:p>
-      <w:r>
-        <w:t xml:space="preserve">&gt; </w:t>
-      </w:r>
+      <w:pPr>
+        <w:ind w:left="360"/>
+      </w:pPr>
       <w:r>
         <w:rPr>
           <w:b/>
@@ -1263,8 +1296,10 @@
       <w:pPr>
         <w:pStyle w:val="Heading2"/>
       </w:pPr>
-      <w:r/>
-      <w:r>
+      <w:r>
+        <w:rPr>
+          <w:color w:val="1F4E79"/>
+        </w:rPr>
         <w:t>4. Roles del sistema</w:t>
       </w:r>
     </w:p>
@@ -1293,11 +1328,13 @@
             <w:r>
               <w:rPr>
                 <w:b/>
+                <w:color w:val="1F4E79"/>
               </w:rPr>
             </w:r>
             <w:r>
               <w:rPr>
                 <w:b/>
+                <w:color w:val="1F4E79"/>
               </w:rPr>
               <w:t>Rol</w:t>
             </w:r>
@@ -1311,11 +1348,13 @@
             <w:r>
               <w:rPr>
                 <w:b/>
+                <w:color w:val="1F4E79"/>
               </w:rPr>
             </w:r>
             <w:r>
               <w:rPr>
                 <w:b/>
+                <w:color w:val="1F4E79"/>
               </w:rPr>
               <w:t>Nombre</w:t>
             </w:r>
@@ -1329,11 +1368,13 @@
             <w:r>
               <w:rPr>
                 <w:b/>
+                <w:color w:val="1F4E79"/>
               </w:rPr>
             </w:r>
             <w:r>
               <w:rPr>
                 <w:b/>
+                <w:color w:val="1F4E79"/>
               </w:rPr>
               <w:t>Descripción funcional</w:t>
             </w:r>
@@ -1588,8 +1629,11 @@
     </w:tbl>
     <w:p/>
     <w:p>
-      <w:r>
-        <w:t xml:space="preserve">&gt; Otros roles asociados a </w:t>
+      <w:pPr>
+        <w:ind w:left="360"/>
+      </w:pPr>
+      <w:r>
+        <w:t xml:space="preserve">Otros roles asociados a </w:t>
       </w:r>
       <w:r>
         <w:rPr>
@@ -1629,11 +1673,13 @@
             <w:r>
               <w:rPr>
                 <w:b/>
+                <w:color w:val="1F4E79"/>
               </w:rPr>
             </w:r>
             <w:r>
               <w:rPr>
                 <w:b/>
+                <w:color w:val="1F4E79"/>
               </w:rPr>
               <w:t>Rol</w:t>
             </w:r>
@@ -1647,11 +1693,13 @@
             <w:r>
               <w:rPr>
                 <w:b/>
+                <w:color w:val="1F4E79"/>
               </w:rPr>
             </w:r>
             <w:r>
               <w:rPr>
                 <w:b/>
+                <w:color w:val="1F4E79"/>
               </w:rPr>
               <w:t>Uso</w:t>
             </w:r>
@@ -1665,11 +1713,13 @@
             <w:r>
               <w:rPr>
                 <w:b/>
+                <w:color w:val="1F4E79"/>
               </w:rPr>
             </w:r>
             <w:r>
               <w:rPr>
                 <w:b/>
+                <w:color w:val="1F4E79"/>
               </w:rPr>
               <w:t>Condición</w:t>
             </w:r>
@@ -1784,16 +1834,21 @@
     </w:tbl>
     <w:p/>
     <w:p>
-      <w:r>
-        <w:t>&gt; Si un módulo opcional se desactiva, sus roles, pantallas o accesos pueden quedar ocultos aunque el usuario conserve el rol en su cuenta.</w:t>
+      <w:pPr>
+        <w:ind w:left="360"/>
+      </w:pPr>
+      <w:r>
+        <w:t>Si un módulo opcional se desactiva, sus roles, pantallas o accesos pueden quedar ocultos aunque el usuario conserve el rol en su cuenta.</w:t>
       </w:r>
     </w:p>
     <w:p>
       <w:pPr>
         <w:pStyle w:val="Heading2"/>
       </w:pPr>
-      <w:r/>
-      <w:r>
+      <w:r>
+        <w:rPr>
+          <w:color w:val="1F4E79"/>
+        </w:rPr>
         <w:t>5. Permisos y visibilidad</w:t>
       </w:r>
     </w:p>
@@ -1801,8 +1856,10 @@
       <w:pPr>
         <w:pStyle w:val="Heading3"/>
       </w:pPr>
-      <w:r/>
-      <w:r>
+      <w:r>
+        <w:rPr>
+          <w:color w:val="1F4E79"/>
+        </w:rPr>
         <w:t>5.1 Cómo funcionan los permisos</w:t>
       </w:r>
     </w:p>
@@ -1886,9 +1943,9 @@
       </w:r>
     </w:p>
     <w:p>
-      <w:r>
-        <w:t xml:space="preserve">&gt; </w:t>
-      </w:r>
+      <w:pPr>
+        <w:ind w:left="360"/>
+      </w:pPr>
       <w:r>
         <w:rPr>
           <w:b/>
@@ -1903,8 +1960,10 @@
       <w:pPr>
         <w:pStyle w:val="Heading3"/>
       </w:pPr>
-      <w:r/>
-      <w:r>
+      <w:r>
+        <w:rPr>
+          <w:color w:val="1F4E79"/>
+        </w:rPr>
         <w:t>5.2 Roles personalizados</w:t>
       </w:r>
     </w:p>
@@ -1953,7 +2012,6 @@
       <w:r>
         <w:rPr>
           <w:rFonts w:ascii="Consolas" w:hAnsi="Consolas"/>
-          <w:color w:val="C7254E"/>
         </w:rPr>
         <w:t>[Foto: creación de rol personalizado]</w:t>
       </w:r>
@@ -2086,8 +2144,10 @@
       <w:pPr>
         <w:pStyle w:val="Heading2"/>
       </w:pPr>
-      <w:r/>
-      <w:r>
+      <w:r>
+        <w:rPr>
+          <w:color w:val="1F4E79"/>
+        </w:rPr>
         <w:t>6. Configuración general</w:t>
       </w:r>
     </w:p>
@@ -2109,7 +2169,6 @@
       <w:r>
         <w:rPr>
           <w:rFonts w:ascii="Consolas" w:hAnsi="Consolas"/>
-          <w:color w:val="C7254E"/>
         </w:rPr>
         <w:t>[Foto: configuración general]</w:t>
       </w:r>
@@ -2129,8 +2188,10 @@
       <w:pPr>
         <w:pStyle w:val="Heading3"/>
       </w:pPr>
-      <w:r/>
-      <w:r>
+      <w:r>
+        <w:rPr>
+          <w:color w:val="1F4E79"/>
+        </w:rPr>
         <w:t>6.1 Parámetros generales</w:t>
       </w:r>
     </w:p>
@@ -2153,11 +2214,13 @@
             <w:r>
               <w:rPr>
                 <w:b/>
+                <w:color w:val="1F4E79"/>
               </w:rPr>
             </w:r>
             <w:r>
               <w:rPr>
                 <w:b/>
+                <w:color w:val="1F4E79"/>
               </w:rPr>
               <w:t>Parámetro</w:t>
             </w:r>
@@ -2171,11 +2234,13 @@
             <w:r>
               <w:rPr>
                 <w:b/>
+                <w:color w:val="1F4E79"/>
               </w:rPr>
             </w:r>
             <w:r>
               <w:rPr>
                 <w:b/>
+                <w:color w:val="1F4E79"/>
               </w:rPr>
               <w:t>Descripción</w:t>
             </w:r>
@@ -2284,8 +2349,10 @@
       <w:pPr>
         <w:pStyle w:val="Heading3"/>
       </w:pPr>
-      <w:r/>
-      <w:r>
+      <w:r>
+        <w:rPr>
+          <w:color w:val="1F4E79"/>
+        </w:rPr>
         <w:t>6.2 Configuración de correo</w:t>
       </w:r>
     </w:p>
@@ -2307,7 +2374,6 @@
       <w:r>
         <w:rPr>
           <w:rFonts w:ascii="Consolas" w:hAnsi="Consolas"/>
-          <w:color w:val="C7254E"/>
         </w:rPr>
         <w:t>[Foto: configuración de correo]</w:t>
       </w:r>
@@ -2372,9 +2438,9 @@
       </w:r>
     </w:p>
     <w:p>
-      <w:r>
-        <w:t xml:space="preserve">&gt; </w:t>
-      </w:r>
+      <w:pPr>
+        <w:ind w:left="360"/>
+      </w:pPr>
       <w:r>
         <w:rPr>
           <w:b/>
@@ -2389,8 +2455,10 @@
       <w:pPr>
         <w:pStyle w:val="Heading3"/>
       </w:pPr>
-      <w:r/>
-      <w:r>
+      <w:r>
+        <w:rPr>
+          <w:color w:val="1F4E79"/>
+        </w:rPr>
         <w:t>6.3 Tiempos y automatizaciones</w:t>
       </w:r>
     </w:p>
@@ -2413,11 +2481,13 @@
             <w:r>
               <w:rPr>
                 <w:b/>
+                <w:color w:val="1F4E79"/>
               </w:rPr>
             </w:r>
             <w:r>
               <w:rPr>
                 <w:b/>
+                <w:color w:val="1F4E79"/>
               </w:rPr>
               <w:t>Parámetro</w:t>
             </w:r>
@@ -2431,11 +2501,13 @@
             <w:r>
               <w:rPr>
                 <w:b/>
+                <w:color w:val="1F4E79"/>
               </w:rPr>
             </w:r>
             <w:r>
               <w:rPr>
                 <w:b/>
+                <w:color w:val="1F4E79"/>
               </w:rPr>
               <w:t>Descripción</w:t>
             </w:r>
@@ -2538,8 +2610,10 @@
       <w:pPr>
         <w:pStyle w:val="Heading3"/>
       </w:pPr>
-      <w:r/>
-      <w:r>
+      <w:r>
+        <w:rPr>
+          <w:color w:val="1F4E79"/>
+        </w:rPr>
         <w:t>6.4 Documentos requeridos</w:t>
       </w:r>
     </w:p>
@@ -2601,8 +2675,10 @@
       <w:pPr>
         <w:pStyle w:val="Heading2"/>
       </w:pPr>
-      <w:r/>
-      <w:r>
+      <w:r>
+        <w:rPr>
+          <w:color w:val="1F4E79"/>
+        </w:rPr>
         <w:t>7. Activación de módulos opcionales</w:t>
       </w:r>
     </w:p>
@@ -2636,7 +2712,6 @@
       <w:r>
         <w:rPr>
           <w:rFonts w:ascii="Consolas" w:hAnsi="Consolas"/>
-          <w:color w:val="C7254E"/>
         </w:rPr>
         <w:t>habilitar…</w:t>
       </w:r>
@@ -2674,7 +2749,6 @@
       <w:r>
         <w:rPr>
           <w:rFonts w:ascii="Consolas" w:hAnsi="Consolas"/>
-          <w:color w:val="C7254E"/>
         </w:rPr>
         <w:t>[Foto: activación de módulos]</w:t>
       </w:r>
@@ -2709,11 +2783,13 @@
             <w:r>
               <w:rPr>
                 <w:b/>
+                <w:color w:val="1F4E79"/>
               </w:rPr>
             </w:r>
             <w:r>
               <w:rPr>
                 <w:b/>
+                <w:color w:val="1F4E79"/>
               </w:rPr>
               <w:t>Acción</w:t>
             </w:r>
@@ -2727,11 +2803,13 @@
             <w:r>
               <w:rPr>
                 <w:b/>
+                <w:color w:val="1F4E79"/>
               </w:rPr>
             </w:r>
             <w:r>
               <w:rPr>
                 <w:b/>
+                <w:color w:val="1F4E79"/>
               </w:rPr>
               <w:t>Efecto</w:t>
             </w:r>
@@ -2815,11 +2893,13 @@
             <w:r>
               <w:rPr>
                 <w:b/>
+                <w:color w:val="1F4E79"/>
               </w:rPr>
             </w:r>
             <w:r>
               <w:rPr>
                 <w:b/>
+                <w:color w:val="1F4E79"/>
               </w:rPr>
               <w:t>Módulo</w:t>
             </w:r>
@@ -2833,11 +2913,13 @@
             <w:r>
               <w:rPr>
                 <w:b/>
+                <w:color w:val="1F4E79"/>
               </w:rPr>
             </w:r>
             <w:r>
               <w:rPr>
                 <w:b/>
+                <w:color w:val="1F4E79"/>
               </w:rPr>
               <w:t>Efecto administrativo</w:t>
             </w:r>
@@ -3039,8 +3121,11 @@
     </w:tbl>
     <w:p/>
     <w:p>
-      <w:r>
-        <w:t xml:space="preserve">&gt; Cada módulo opcional cuenta con su </w:t>
+      <w:pPr>
+        <w:ind w:left="360"/>
+      </w:pPr>
+      <w:r>
+        <w:t xml:space="preserve">Cada módulo opcional cuenta con su </w:t>
       </w:r>
       <w:r>
         <w:rPr>
@@ -3065,8 +3150,10 @@
       <w:pPr>
         <w:pStyle w:val="Heading2"/>
       </w:pPr>
-      <w:r/>
-      <w:r>
+      <w:r>
+        <w:rPr>
+          <w:color w:val="1F4E79"/>
+        </w:rPr>
         <w:t>8. Administración de catálogos</w:t>
       </w:r>
     </w:p>
@@ -3096,7 +3183,6 @@
       <w:r>
         <w:rPr>
           <w:rFonts w:ascii="Consolas" w:hAnsi="Consolas"/>
-          <w:color w:val="C7254E"/>
         </w:rPr>
         <w:t>[Foto: administración de catálogos]</w:t>
       </w:r>
@@ -3123,13 +3209,13 @@
         <w:t>crear, editar y Activar/Inactivar</w:t>
       </w:r>
       <w:r>
-        <w:t>.</w:t>
+        <w:t xml:space="preserve">. </w:t>
       </w:r>
     </w:p>
     <w:p>
-      <w:r>
-        <w:t xml:space="preserve">&gt; </w:t>
-      </w:r>
+      <w:pPr>
+        <w:ind w:left="360"/>
+      </w:pPr>
       <w:r>
         <w:rPr>
           <w:b/>
@@ -3202,8 +3288,10 @@
       <w:pPr>
         <w:pStyle w:val="Heading2"/>
       </w:pPr>
-      <w:r/>
-      <w:r>
+      <w:r>
+        <w:rPr>
+          <w:color w:val="1F4E79"/>
+        </w:rPr>
         <w:t>9. Gestión de usuarios</w:t>
       </w:r>
     </w:p>
@@ -3211,7 +3299,6 @@
       <w:r>
         <w:rPr>
           <w:rFonts w:ascii="Consolas" w:hAnsi="Consolas"/>
-          <w:color w:val="C7254E"/>
         </w:rPr>
         <w:t>[Foto: gestión de usuarios — desbloqueo]</w:t>
       </w:r>
@@ -3231,8 +3318,10 @@
       <w:pPr>
         <w:pStyle w:val="Heading3"/>
       </w:pPr>
-      <w:r/>
-      <w:r>
+      <w:r>
+        <w:rPr>
+          <w:color w:val="1F4E79"/>
+        </w:rPr>
         <w:t>9.1 Alta y edición</w:t>
       </w:r>
     </w:p>
@@ -3317,8 +3406,10 @@
       <w:pPr>
         <w:pStyle w:val="Heading3"/>
       </w:pPr>
-      <w:r/>
-      <w:r>
+      <w:r>
+        <w:rPr>
+          <w:color w:val="1F4E79"/>
+        </w:rPr>
         <w:t>9.2 Desbloqueo de cuentas</w:t>
       </w:r>
     </w:p>
@@ -3349,9 +3440,11 @@
       <w:pPr>
         <w:pStyle w:val="Heading3"/>
       </w:pPr>
-      <w:r/>
-      <w:r>
-        <w:t>9.3 Inactivar vs. Eliminar</w:t>
+      <w:r>
+        <w:rPr>
+          <w:color w:val="1F4E79"/>
+        </w:rPr>
+        <w:t>9.3 Inactivar, Eliminar y Anonimizar</w:t>
       </w:r>
     </w:p>
     <w:tbl>
@@ -3374,11 +3467,13 @@
             <w:r>
               <w:rPr>
                 <w:b/>
+                <w:color w:val="1F4E79"/>
               </w:rPr>
             </w:r>
             <w:r>
               <w:rPr>
                 <w:b/>
+                <w:color w:val="1F4E79"/>
               </w:rPr>
               <w:t>Acción</w:t>
             </w:r>
@@ -3392,11 +3487,13 @@
             <w:r>
               <w:rPr>
                 <w:b/>
+                <w:color w:val="1F4E79"/>
               </w:rPr>
             </w:r>
             <w:r>
               <w:rPr>
                 <w:b/>
+                <w:color w:val="1F4E79"/>
               </w:rPr>
               <w:t>Cuándo usarla</w:t>
             </w:r>
@@ -3410,11 +3507,13 @@
             <w:r>
               <w:rPr>
                 <w:b/>
+                <w:color w:val="1F4E79"/>
               </w:rPr>
             </w:r>
             <w:r>
               <w:rPr>
                 <w:b/>
+                <w:color w:val="1F4E79"/>
               </w:rPr>
               <w:t>Efecto</w:t>
             </w:r>
@@ -3515,28 +3614,125 @@
           </w:p>
         </w:tc>
       </w:tr>
+      <w:tr>
+        <w:tc>
+          <w:tcPr>
+            <w:tcW w:type="dxa" w:w="2880"/>
+          </w:tcPr>
+          <w:p>
+            <w:r/>
+            <w:r>
+              <w:rPr>
+                <w:b/>
+              </w:rPr>
+              <w:t>Anonimizar</w:t>
+            </w:r>
+          </w:p>
+        </w:tc>
+        <w:tc>
+          <w:tcPr>
+            <w:tcW w:type="dxa" w:w="2880"/>
+          </w:tcPr>
+          <w:p>
+            <w:r/>
+            <w:r>
+              <w:t xml:space="preserve">En la </w:t>
+            </w:r>
+            <w:r>
+              <w:rPr>
+                <w:b/>
+              </w:rPr>
+              <w:t>baja de empleados</w:t>
+            </w:r>
+            <w:r>
+              <w:t xml:space="preserve"> que finalizaron su relación, conforme a PSI.05.</w:t>
+            </w:r>
+          </w:p>
+        </w:tc>
+        <w:tc>
+          <w:tcPr>
+            <w:tcW w:type="dxa" w:w="2880"/>
+          </w:tcPr>
+          <w:p>
+            <w:r/>
+            <w:r>
+              <w:rPr>
+                <w:b/>
+              </w:rPr>
+              <w:t>Sobrescribe de forma física</w:t>
+            </w:r>
+            <w:r>
+              <w:t xml:space="preserve"> los datos personales (correo, nombre y teléfono) para evitar su identificación y recuperación. </w:t>
+            </w:r>
+            <w:r>
+              <w:rPr>
+                <w:b/>
+              </w:rPr>
+              <w:t>No es reversible.</w:t>
+            </w:r>
+          </w:p>
+        </w:tc>
+      </w:tr>
     </w:tbl>
     <w:p/>
     <w:p>
-      <w:r>
-        <w:t xml:space="preserve">&gt; </w:t>
-      </w:r>
+      <w:pPr>
+        <w:ind w:left="360"/>
+      </w:pPr>
       <w:r>
         <w:rPr>
           <w:b/>
         </w:rPr>
-        <w:t>Protección de datos:</w:t>
-      </w:r>
-      <w:r>
-        <w:t xml:space="preserve"> Aplique minimización/anonimización cuando corresponda, conforme a la política de protección de datos (Control 8.11). No conserve datos personales más allá de lo necesario.</w:t>
+        <w:t>Protección de datos (PSI.05 — Enmascaramiento):</w:t>
+      </w:r>
+      <w:r>
+        <w:t xml:space="preserve"> Como parte de la </w:t>
+      </w:r>
+      <w:r>
+        <w:rPr>
+          <w:b/>
+        </w:rPr>
+        <w:t>baja de un empleado</w:t>
+      </w:r>
+      <w:r>
+        <w:t xml:space="preserve">, debe aplicarse la </w:t>
+      </w:r>
+      <w:r>
+        <w:rPr>
+          <w:b/>
+        </w:rPr>
+        <w:t>anonimización física</w:t>
+      </w:r>
+      <w:r>
+        <w:t xml:space="preserve"> (no lógica) de sus datos personales —</w:t>
+      </w:r>
+      <w:r>
+        <w:rPr>
+          <w:b/>
+        </w:rPr>
+        <w:t>correo, nombre y teléfono</w:t>
+      </w:r>
+      <w:r>
+        <w:t xml:space="preserve">— de modo que no puedan recuperarse. No conserve datos personales más allá de lo necesario. Las contraseñas del sistema se almacenan </w:t>
+      </w:r>
+      <w:r>
+        <w:rPr>
+          <w:b/>
+        </w:rPr>
+        <w:t>cifradas</w:t>
+      </w:r>
+      <w:r>
+        <w:t>.</w:t>
       </w:r>
     </w:p>
     <w:p>
       <w:pPr>
         <w:pStyle w:val="Heading2"/>
       </w:pPr>
-      <w:r/>
-      <w:r>
+      <w:r>
+        <w:rPr>
+          <w:color w:val="1F4E79"/>
+        </w:rPr>
         <w:t>10. Gestión de visitantes y empleados</w:t>
       </w:r>
     </w:p>
@@ -3596,7 +3792,30 @@
         <w:pStyle w:val="ListBullet"/>
       </w:pPr>
       <w:r>
-        <w:t xml:space="preserve">Para dar de baja, prefiera </w:t>
+        <w:rPr>
+          <w:b/>
+        </w:rPr>
+        <w:t>Baja de empleados:</w:t>
+      </w:r>
+      <w:r>
+        <w:t xml:space="preserve"> cuando un empleado finaliza su relación, además de darlo de baja, aplique la </w:t>
+      </w:r>
+      <w:r>
+        <w:rPr>
+          <w:b/>
+        </w:rPr>
+        <w:t>anonimización</w:t>
+      </w:r>
+      <w:r>
+        <w:t xml:space="preserve"> de sus datos personales (correo, nombre y teléfono) conforme a PSI.05 (ver 9.3).</w:t>
+      </w:r>
+    </w:p>
+    <w:p>
+      <w:pPr>
+        <w:pStyle w:val="ListBullet"/>
+      </w:pPr>
+      <w:r>
+        <w:t xml:space="preserve">Para retirar temporalmente a un usuario o registro conservando su historial, prefiera </w:t>
       </w:r>
       <w:r>
         <w:rPr>
@@ -3614,15 +3833,17 @@
         <w:t>Eliminar</w:t>
       </w:r>
       <w:r>
-        <w:t xml:space="preserve"> (conserva historial).</w:t>
+        <w:t>.</w:t>
       </w:r>
     </w:p>
     <w:p>
       <w:pPr>
         <w:pStyle w:val="Heading2"/>
       </w:pPr>
-      <w:r/>
-      <w:r>
+      <w:r>
+        <w:rPr>
+          <w:color w:val="1F4E79"/>
+        </w:rPr>
         <w:t>11. Seguridad de la operación (ISO)</w:t>
       </w:r>
     </w:p>
@@ -3646,11 +3867,13 @@
             <w:r>
               <w:rPr>
                 <w:b/>
+                <w:color w:val="1F4E79"/>
               </w:rPr>
             </w:r>
             <w:r>
               <w:rPr>
                 <w:b/>
+                <w:color w:val="1F4E79"/>
               </w:rPr>
               <w:t>Control</w:t>
             </w:r>
@@ -3664,11 +3887,13 @@
             <w:r>
               <w:rPr>
                 <w:b/>
+                <w:color w:val="1F4E79"/>
               </w:rPr>
             </w:r>
             <w:r>
               <w:rPr>
                 <w:b/>
+                <w:color w:val="1F4E79"/>
               </w:rPr>
               <w:t>Acción del administrador</w:t>
             </w:r>
@@ -3682,11 +3907,13 @@
             <w:r>
               <w:rPr>
                 <w:b/>
+                <w:color w:val="1F4E79"/>
               </w:rPr>
             </w:r>
             <w:r>
               <w:rPr>
                 <w:b/>
+                <w:color w:val="1F4E79"/>
               </w:rPr>
               <w:t>Referencia</w:t>
             </w:r>
@@ -3712,7 +3939,7 @@
           <w:p>
             <w:r/>
             <w:r>
-              <w:t>Asignar solo el rol y los accesos necesarios.</w:t>
+              <w:t>Asignar solo el rol y los accesos necesarios (necesidad de saber y de usar).</w:t>
             </w:r>
           </w:p>
         </w:tc>
@@ -3747,7 +3974,16 @@
           <w:p>
             <w:r/>
             <w:r>
-              <w:t>Revisar periódicamente usuarios activos/inactivos y sus permisos.</w:t>
+              <w:t xml:space="preserve">Revisar los accesos de administrador </w:t>
+            </w:r>
+            <w:r>
+              <w:rPr>
+                <w:b/>
+              </w:rPr>
+              <w:t>cada 5 meses</w:t>
+            </w:r>
+            <w:r>
+              <w:t xml:space="preserve"> y ante cambios mayores, por personal ajeno a la asignación de accesos; conservar el registro.</w:t>
             </w:r>
           </w:p>
         </w:tc>
@@ -3782,7 +4018,16 @@
           <w:p>
             <w:r/>
             <w:r>
-              <w:t>Aplicar minimización/anonimización cuando corresponda.</w:t>
+              <w:t xml:space="preserve">Aplicar minimización y </w:t>
+            </w:r>
+            <w:r>
+              <w:rPr>
+                <w:b/>
+              </w:rPr>
+              <w:t>anonimización física</w:t>
+            </w:r>
+            <w:r>
+              <w:t xml:space="preserve"> (correo, nombre, teléfono) en la baja de empleados.</w:t>
             </w:r>
           </w:p>
         </w:tc>
@@ -3793,7 +4038,42 @@
           <w:p>
             <w:r/>
             <w:r>
-              <w:t>Control 8.11</w:t>
+              <w:t>PSI.05 (Enmascaramiento)</w:t>
+            </w:r>
+          </w:p>
+        </w:tc>
+      </w:tr>
+      <w:tr>
+        <w:tc>
+          <w:tcPr>
+            <w:tcW w:type="dxa" w:w="2880"/>
+          </w:tcPr>
+          <w:p>
+            <w:r/>
+            <w:r>
+              <w:t>Identificadores únicos</w:t>
+            </w:r>
+          </w:p>
+        </w:tc>
+        <w:tc>
+          <w:tcPr>
+            <w:tcW w:type="dxa" w:w="2880"/>
+          </w:tcPr>
+          <w:p>
+            <w:r/>
+            <w:r>
+              <w:t>Garantizar un identificador (correo) y credenciales únicas por usuario; no compartir cuentas.</w:t>
+            </w:r>
+          </w:p>
+        </w:tc>
+        <w:tc>
+          <w:tcPr>
+            <w:tcW w:type="dxa" w:w="2880"/>
+          </w:tcPr>
+          <w:p>
+            <w:r/>
+            <w:r>
+              <w:t>PSI.05</w:t>
             </w:r>
           </w:p>
         </w:tc>
@@ -3857,7 +4137,6 @@
             <w:r>
               <w:rPr>
                 <w:rFonts w:ascii="Consolas" w:hAnsi="Consolas"/>
-                <w:color w:val="C7254E"/>
               </w:rPr>
               <w:t>.env</w:t>
             </w:r>
@@ -3897,7 +4176,7 @@
           <w:p>
             <w:r/>
             <w:r>
-              <w:t>Exigir contraseñas robustas; promover su cambio periódico.</w:t>
+              <w:t>Exigir contraseñas robustas; promover su cambio periódico y considerar MFA cuando la tecnología lo permita.</w:t>
             </w:r>
           </w:p>
         </w:tc>
@@ -3913,12 +4192,47 @@
           </w:p>
         </w:tc>
       </w:tr>
+      <w:tr>
+        <w:tc>
+          <w:tcPr>
+            <w:tcW w:type="dxa" w:w="2880"/>
+          </w:tcPr>
+          <w:p>
+            <w:r/>
+            <w:r>
+              <w:t>Respaldos del proyecto</w:t>
+            </w:r>
+          </w:p>
+        </w:tc>
+        <w:tc>
+          <w:tcPr>
+            <w:tcW w:type="dxa" w:w="2880"/>
+          </w:tcPr>
+          <w:p>
+            <w:r/>
+            <w:r>
+              <w:t>Mantener respaldos y resguardo de configuración conforme a los requisitos de proyectos.</w:t>
+            </w:r>
+          </w:p>
+        </w:tc>
+        <w:tc>
+          <w:tcPr>
+            <w:tcW w:type="dxa" w:w="2880"/>
+          </w:tcPr>
+          <w:p>
+            <w:r/>
+            <w:r>
+              <w:t>PSI.01 / PSI.09</w:t>
+            </w:r>
+          </w:p>
+        </w:tc>
+      </w:tr>
     </w:tbl>
     <w:p/>
     <w:p>
-      <w:r>
-        <w:t xml:space="preserve">&gt; </w:t>
-      </w:r>
+      <w:pPr>
+        <w:ind w:left="360"/>
+      </w:pPr>
       <w:r>
         <w:rPr>
           <w:b/>
@@ -3942,8 +4256,10 @@
       <w:pPr>
         <w:pStyle w:val="Heading2"/>
       </w:pPr>
-      <w:r/>
-      <w:r>
+      <w:r>
+        <w:rPr>
+          <w:color w:val="1F4E79"/>
+        </w:rPr>
         <w:t>12. Respaldos y continuidad</w:t>
       </w:r>
     </w:p>
@@ -4025,16 +4341,21 @@
       </w:r>
     </w:p>
     <w:p>
-      <w:r>
-        <w:t>&gt; Un respaldo no probado no es un respaldo confiable: valide ocasionalmente la restauración en un entorno controlado.</w:t>
+      <w:pPr>
+        <w:ind w:left="360"/>
+      </w:pPr>
+      <w:r>
+        <w:t>Un respaldo no probado no es un respaldo confiable: valide ocasionalmente la restauración en un entorno controlado.</w:t>
       </w:r>
     </w:p>
     <w:p>
       <w:pPr>
         <w:pStyle w:val="Heading2"/>
       </w:pPr>
-      <w:r/>
-      <w:r>
+      <w:r>
+        <w:rPr>
+          <w:color w:val="1F4E79"/>
+        </w:rPr>
         <w:t>13. Operación y monitoreo</w:t>
       </w:r>
     </w:p>
@@ -4081,8 +4402,11 @@
       </w:r>
     </w:p>
     <w:p>
-      <w:r>
-        <w:t xml:space="preserve">&gt; El detalle técnico de procesos, servicios y registros se documenta en </w:t>
+      <w:pPr>
+        <w:ind w:left="360"/>
+      </w:pPr>
+      <w:r>
+        <w:t xml:space="preserve">El detalle técnico de procesos, servicios y registros se documenta en </w:t>
       </w:r>
       <w:r>
         <w:rPr>
@@ -4107,8 +4431,10 @@
       <w:pPr>
         <w:pStyle w:val="Heading2"/>
       </w:pPr>
-      <w:r/>
-      <w:r>
+      <w:r>
+        <w:rPr>
+          <w:color w:val="1F4E79"/>
+        </w:rPr>
         <w:t>14. Lista de verificación del administrador</w:t>
       </w:r>
     </w:p>
@@ -4131,11 +4457,13 @@
             <w:r>
               <w:rPr>
                 <w:b/>
+                <w:color w:val="1F4E79"/>
               </w:rPr>
             </w:r>
             <w:r>
               <w:rPr>
                 <w:b/>
+                <w:color w:val="1F4E79"/>
               </w:rPr>
               <w:t>Periodicidad</w:t>
             </w:r>
@@ -4149,11 +4477,13 @@
             <w:r>
               <w:rPr>
                 <w:b/>
+                <w:color w:val="1F4E79"/>
               </w:rPr>
             </w:r>
             <w:r>
               <w:rPr>
                 <w:b/>
+                <w:color w:val="1F4E79"/>
               </w:rPr>
               <w:t>Tarea</w:t>
             </w:r>
@@ -4264,6 +4594,72 @@
           <w:p>
             <w:r/>
             <w:r>
+              <w:t>Cada 5 meses</w:t>
+            </w:r>
+          </w:p>
+        </w:tc>
+        <w:tc>
+          <w:tcPr>
+            <w:tcW w:type="dxa" w:w="4320"/>
+          </w:tcPr>
+          <w:p>
+            <w:r/>
+            <w:r>
+              <w:t xml:space="preserve">Revisar formalmente los </w:t>
+            </w:r>
+            <w:r>
+              <w:rPr>
+                <w:b/>
+              </w:rPr>
+              <w:t>accesos de administrador</w:t>
+            </w:r>
+            <w:r>
+              <w:t xml:space="preserve"> (privilegiados), por personal ajeno a la asignación de accesos, y conservar el registro (PSI.05).</w:t>
+            </w:r>
+          </w:p>
+        </w:tc>
+      </w:tr>
+      <w:tr>
+        <w:tc>
+          <w:tcPr>
+            <w:tcW w:type="dxa" w:w="4320"/>
+          </w:tcPr>
+          <w:p>
+            <w:r/>
+            <w:r>
+              <w:t>En cada baja de empleado</w:t>
+            </w:r>
+          </w:p>
+        </w:tc>
+        <w:tc>
+          <w:tcPr>
+            <w:tcW w:type="dxa" w:w="4320"/>
+          </w:tcPr>
+          <w:p>
+            <w:r/>
+            <w:r>
+              <w:t xml:space="preserve">Aplicar la </w:t>
+            </w:r>
+            <w:r>
+              <w:rPr>
+                <w:b/>
+              </w:rPr>
+              <w:t>anonimización</w:t>
+            </w:r>
+            <w:r>
+              <w:t xml:space="preserve"> de datos personales (correo, nombre, teléfono) conforme a PSI.05.</w:t>
+            </w:r>
+          </w:p>
+        </w:tc>
+      </w:tr>
+      <w:tr>
+        <w:tc>
+          <w:tcPr>
+            <w:tcW w:type="dxa" w:w="4320"/>
+          </w:tcPr>
+          <w:p>
+            <w:r/>
+            <w:r>
               <w:t>Según cambios</w:t>
             </w:r>
           </w:p>
@@ -4286,8 +4682,10 @@
       <w:pPr>
         <w:pStyle w:val="Heading2"/>
       </w:pPr>
-      <w:r/>
-      <w:r>
+      <w:r>
+        <w:rPr>
+          <w:color w:val="1F4E79"/>
+        </w:rPr>
         <w:t>15. Preguntas o incidencias comunes</w:t>
       </w:r>
     </w:p>
@@ -4436,8 +4834,10 @@
       <w:pPr>
         <w:pStyle w:val="Heading2"/>
       </w:pPr>
-      <w:r/>
-      <w:r>
+      <w:r>
+        <w:rPr>
+          <w:color w:val="1F4E79"/>
+        </w:rPr>
         <w:t>16. Control documental</w:t>
       </w:r>
     </w:p>
@@ -4464,11 +4864,13 @@
             <w:r>
               <w:rPr>
                 <w:b/>
+                <w:color w:val="1F4E79"/>
               </w:rPr>
             </w:r>
             <w:r>
               <w:rPr>
                 <w:b/>
+                <w:color w:val="1F4E79"/>
               </w:rPr>
               <w:t>Documento</w:t>
             </w:r>
@@ -4482,11 +4884,13 @@
             <w:r>
               <w:rPr>
                 <w:b/>
+                <w:color w:val="1F4E79"/>
               </w:rPr>
             </w:r>
             <w:r>
               <w:rPr>
                 <w:b/>
+                <w:color w:val="1F4E79"/>
               </w:rPr>
               <w:t>Código</w:t>
             </w:r>
@@ -4500,11 +4904,13 @@
             <w:r>
               <w:rPr>
                 <w:b/>
+                <w:color w:val="1F4E79"/>
               </w:rPr>
             </w:r>
             <w:r>
               <w:rPr>
                 <w:b/>
+                <w:color w:val="1F4E79"/>
               </w:rPr>
               <w:t>Versión</w:t>
             </w:r>
@@ -4518,11 +4924,13 @@
             <w:r>
               <w:rPr>
                 <w:b/>
+                <w:color w:val="1F4E79"/>
               </w:rPr>
             </w:r>
             <w:r>
               <w:rPr>
                 <w:b/>
+                <w:color w:val="1F4E79"/>
               </w:rPr>
               <w:t>Fecha</w:t>
             </w:r>
@@ -4536,11 +4944,13 @@
             <w:r>
               <w:rPr>
                 <w:b/>
+                <w:color w:val="1F4E79"/>
               </w:rPr>
             </w:r>
             <w:r>
               <w:rPr>
                 <w:b/>
+                <w:color w:val="1F4E79"/>
               </w:rPr>
               <w:t>Responsable</w:t>
             </w:r>
@@ -4554,11 +4964,13 @@
             <w:r>
               <w:rPr>
                 <w:b/>
+                <w:color w:val="1F4E79"/>
               </w:rPr>
             </w:r>
             <w:r>
               <w:rPr>
                 <w:b/>
+                <w:color w:val="1F4E79"/>
               </w:rPr>
               <w:t>Estado</w:t>
             </w:r>
